--- a/pr-preview/pr-242/model-validation-handout.docx
+++ b/pr-preview/pr-242/model-validation-handout.docx
@@ -15,7 +15,7 @@
         <w:pStyle w:val="Date"/>
       </w:pPr>
       <w:r>
-        <w:t xml:space="preserve">Last modified: 2026-10-16 01:48:06 (PDT)</w:t>
+        <w:t xml:space="preserve">Last modified: 2026-10-16 02:24:20 (PDT)</w:t>
       </w:r>
     </w:p>
     <w:bookmarkStart w:id="17" w:name="sec-data-sets"/>

--- a/pr-preview/pr-242/model-validation-handout.docx
+++ b/pr-preview/pr-242/model-validation-handout.docx
@@ -15,7 +15,7 @@
         <w:pStyle w:val="Date"/>
       </w:pPr>
       <w:r>
-        <w:t xml:space="preserve">Last modified: 2026-10-16 02:24:20 (PDT)</w:t>
+        <w:t xml:space="preserve">Last modified: 2026-10-16 02:40:41 (PDT)</w:t>
       </w:r>
     </w:p>
     <w:bookmarkStart w:id="17" w:name="sec-data-sets"/>
@@ -107,16 +107,21 @@
         </m:r>
         <m:sSub>
           <m:e>
-            <m:acc>
-              <m:accPr>
-                <m:chr m:val="̃"/>
-              </m:accPr>
+            <m:limLow>
               <m:e>
                 <m:r>
                   <m:t>x</m:t>
                 </m:r>
               </m:e>
-            </m:acc>
+              <m:lim>
+                <m:r>
+                  <m:rPr>
+                    <m:sty m:val="p"/>
+                  </m:rPr>
+                  <m:t>∼</m:t>
+                </m:r>
+              </m:lim>
+            </m:limLow>
           </m:e>
           <m:sub>
             <m:r>
@@ -164,16 +169,21 @@
       <m:oMath>
         <m:sSub>
           <m:e>
-            <m:acc>
-              <m:accPr>
-                <m:chr m:val="̃"/>
-              </m:accPr>
+            <m:limLow>
               <m:e>
                 <m:r>
                   <m:t>x</m:t>
                 </m:r>
               </m:e>
-            </m:acc>
+              <m:lim>
+                <m:r>
+                  <m:rPr>
+                    <m:sty m:val="p"/>
+                  </m:rPr>
+                  <m:t>∼</m:t>
+                </m:r>
+              </m:lim>
+            </m:limLow>
           </m:e>
           <m:sub>
             <m:r>
@@ -273,16 +283,21 @@
               </m:r>
               <m:sSub>
                 <m:e>
-                  <m:acc>
-                    <m:accPr>
-                      <m:chr m:val="̃"/>
-                    </m:accPr>
+                  <m:limLow>
                     <m:e>
                       <m:r>
                         <m:t>x</m:t>
                       </m:r>
                     </m:e>
-                  </m:acc>
+                    <m:lim>
+                      <m:r>
+                        <m:rPr>
+                          <m:sty m:val="p"/>
+                        </m:rPr>
+                        <m:t>∼</m:t>
+                      </m:r>
+                    </m:lim>
+                  </m:limLow>
                 </m:e>
                 <m:sub>
                   <m:r>
@@ -585,16 +600,21 @@
       <m:oMath>
         <m:sSub>
           <m:e>
-            <m:acc>
-              <m:accPr>
-                <m:chr m:val="̃"/>
-              </m:accPr>
+            <m:limLow>
               <m:e>
                 <m:r>
                   <m:t>x</m:t>
                 </m:r>
               </m:e>
-            </m:acc>
+              <m:lim>
+                <m:r>
+                  <m:rPr>
+                    <m:sty m:val="p"/>
+                  </m:rPr>
+                  <m:t>∼</m:t>
+                </m:r>
+              </m:lim>
+            </m:limLow>
           </m:e>
           <m:sub>
             <m:r>
@@ -679,16 +699,21 @@
                       <m:e>
                         <m:sSub>
                           <m:e>
-                            <m:acc>
-                              <m:accPr>
-                                <m:chr m:val="̃"/>
-                              </m:accPr>
+                            <m:limLow>
                               <m:e>
                                 <m:r>
                                   <m:t>x</m:t>
                                 </m:r>
                               </m:e>
-                            </m:acc>
+                              <m:lim>
+                                <m:r>
+                                  <m:rPr>
+                                    <m:sty m:val="p"/>
+                                  </m:rPr>
+                                  <m:t>∼</m:t>
+                                </m:r>
+                              </m:lim>
+                            </m:limLow>
                           </m:e>
                           <m:sub>
                             <m:r>
@@ -724,16 +749,21 @@
                       <m:e>
                         <m:sSub>
                           <m:e>
-                            <m:acc>
-                              <m:accPr>
-                                <m:chr m:val="̃"/>
-                              </m:accPr>
+                            <m:limLow>
                               <m:e>
                                 <m:r>
                                   <m:t>x</m:t>
                                 </m:r>
                               </m:e>
-                            </m:acc>
+                              <m:lim>
+                                <m:r>
+                                  <m:rPr>
+                                    <m:sty m:val="p"/>
+                                  </m:rPr>
+                                  <m:t>∼</m:t>
+                                </m:r>
+                              </m:lim>
+                            </m:limLow>
                           </m:e>
                           <m:sub>
                             <m:r>
@@ -817,16 +847,21 @@
         <w:t xml:space="preserve"> </w:t>
       </w:r>
       <m:oMath>
-        <m:acc>
-          <m:accPr>
-            <m:chr m:val="̃"/>
-          </m:accPr>
+        <m:limLow>
           <m:e>
             <m:r>
               <m:t>y</m:t>
             </m:r>
           </m:e>
-        </m:acc>
+          <m:lim>
+            <m:r>
+              <m:rPr>
+                <m:sty m:val="p"/>
+              </m:rPr>
+              <m:t>∼</m:t>
+            </m:r>
+          </m:lim>
+        </m:limLow>
       </m:oMath>
       <w:r>
         <w:t xml:space="preserve"> </w:t>
@@ -908,16 +943,21 @@
           <m:jc m:val="center"/>
         </m:oMathParaPr>
         <m:oMath>
-          <m:acc>
-            <m:accPr>
-              <m:chr m:val="̃"/>
-            </m:accPr>
+          <m:limLow>
             <m:e>
               <m:r>
                 <m:t>y</m:t>
               </m:r>
             </m:e>
-          </m:acc>
+            <m:lim>
+              <m:r>
+                <m:rPr>
+                  <m:sty m:val="p"/>
+                </m:rPr>
+                <m:t>∼</m:t>
+              </m:r>
+            </m:lim>
+          </m:limLow>
           <m:r>
             <m:rPr>
               <m:sty m:val="p"/>
@@ -1536,7 +1576,7 @@
     </w:p>
     <w:bookmarkEnd w:id="16"/>
     <w:bookmarkEnd w:id="17"/>
-    <w:bookmarkStart w:id="44" w:name="sec-prediction-rules"/>
+    <w:bookmarkStart w:id="47" w:name="sec-prediction-rules"/>
     <w:p>
       <w:pPr>
         <w:pStyle w:val="Heading2"/>
@@ -2234,16 +2274,21 @@
               </m:r>
               <m:sSub>
                 <m:e>
-                  <m:acc>
-                    <m:accPr>
-                      <m:chr m:val="̃"/>
-                    </m:accPr>
+                  <m:limLow>
                     <m:e>
                       <m:r>
                         <m:t>x</m:t>
                       </m:r>
                     </m:e>
-                  </m:acc>
+                    <m:lim>
+                      <m:r>
+                        <m:rPr>
+                          <m:sty m:val="p"/>
+                        </m:rPr>
+                        <m:t>∼</m:t>
+                      </m:r>
+                    </m:lim>
+                  </m:limLow>
                 </m:e>
                 <m:sub>
                   <m:r>
@@ -2718,7 +2763,7 @@
       <w:bookmarkEnd w:id="25"/>
     </w:p>
     <w:bookmarkEnd w:id="26"/>
-    <w:bookmarkStart w:id="29" w:name="def-observation-loss"/>
+    <w:bookmarkStart w:id="28" w:name="def-new-observation"/>
     <w:p>
       <w:pPr>
         <w:pStyle w:val="FirstParagraph"/>
@@ -2728,7 +2773,752 @@
           <w:b/>
           <w:bCs/>
         </w:rPr>
-        <w:t xml:space="preserve">Definition 7 (Loss of a prediction rule on an observation)</w:t>
+        <w:t xml:space="preserve">Definition 7 (New observation)</w:t>
+      </w:r>
+      <w:r>
+        <w:t xml:space="preserve"> </w:t>
+      </w:r>
+      <w:r>
+        <w:t xml:space="preserve">A</w:t>
+      </w:r>
+      <w:r>
+        <w:t xml:space="preserve"> </w:t>
+      </w:r>
+      <w:r>
+        <w:rPr>
+          <w:b/>
+          <w:bCs/>
+        </w:rPr>
+        <w:t xml:space="preserve">new observation</w:t>
+      </w:r>
+      <w:r>
+        <w:t xml:space="preserve"> </w:t>
+      </w:r>
+      <w:r>
+        <w:t xml:space="preserve">is a pair</w:t>
+      </w:r>
+      <w:r>
+        <w:t xml:space="preserve"> </w:t>
+      </w:r>
+      <m:oMath>
+        <m:r>
+          <m:rPr>
+            <m:sty m:val="p"/>
+          </m:rPr>
+          <m:t>(</m:t>
+        </m:r>
+        <m:sSub>
+          <m:e>
+            <m:r>
+              <m:t>X</m:t>
+            </m:r>
+          </m:e>
+          <m:sub>
+            <m:r>
+              <m:rPr>
+                <m:sty m:val="p"/>
+              </m:rPr>
+              <m:t>*</m:t>
+            </m:r>
+          </m:sub>
+        </m:sSub>
+        <m:r>
+          <m:rPr>
+            <m:sty m:val="p"/>
+          </m:rPr>
+          <m:t>,</m:t>
+        </m:r>
+        <m:sSub>
+          <m:e>
+            <m:r>
+              <m:t>Y</m:t>
+            </m:r>
+          </m:e>
+          <m:sub>
+            <m:r>
+              <m:rPr>
+                <m:sty m:val="p"/>
+              </m:rPr>
+              <m:t>*</m:t>
+            </m:r>
+          </m:sub>
+        </m:sSub>
+        <m:r>
+          <m:rPr>
+            <m:sty m:val="p"/>
+          </m:rPr>
+          <m:t>)</m:t>
+        </m:r>
+      </m:oMath>
+      <w:r>
+        <w:t xml:space="preserve"> </w:t>
+      </w:r>
+      <w:r>
+        <w:t xml:space="preserve">of a covariate value and an outcome</w:t>
+      </w:r>
+      <w:r>
+        <w:t xml:space="preserve"> </w:t>
+      </w:r>
+      <w:r>
+        <w:t xml:space="preserve">drawn from the same population as the observations of a</w:t>
+      </w:r>
+      <w:r>
+        <w:t xml:space="preserve"> </w:t>
+      </w:r>
+      <w:hyperlink w:anchor="def-training-set">
+        <w:r>
+          <w:rPr>
+            <w:rStyle w:val="Hyperlink"/>
+          </w:rPr>
+          <w:t xml:space="preserve">training set</w:t>
+        </w:r>
+      </w:hyperlink>
+      <w:r>
+        <w:t xml:space="preserve"> </w:t>
+      </w:r>
+      <m:oMath>
+        <m:sSub>
+          <m:e>
+            <m:r>
+              <m:rPr>
+                <m:scr m:val="script"/>
+                <m:sty m:val="p"/>
+              </m:rPr>
+              <m:t>D</m:t>
+            </m:r>
+          </m:e>
+          <m:sub>
+            <m:r>
+              <m:rPr>
+                <m:nor/>
+                <m:sty m:val="p"/>
+              </m:rPr>
+              <m:t>train</m:t>
+            </m:r>
+          </m:sub>
+        </m:sSub>
+      </m:oMath>
+      <w:r>
+        <w:t xml:space="preserve">,</w:t>
+      </w:r>
+      <w:r>
+        <w:t xml:space="preserve"> </w:t>
+      </w:r>
+      <w:hyperlink r:id="rId27">
+        <w:r>
+          <w:rPr>
+            <w:rStyle w:val="Hyperlink"/>
+          </w:rPr>
+          <w:t xml:space="preserve">statistically independent</w:t>
+        </w:r>
+      </w:hyperlink>
+      <w:r>
+        <w:t xml:space="preserve"> </w:t>
+      </w:r>
+      <w:r>
+        <w:t xml:space="preserve">of</w:t>
+      </w:r>
+      <w:r>
+        <w:t xml:space="preserve"> </w:t>
+      </w:r>
+      <m:oMath>
+        <m:sSub>
+          <m:e>
+            <m:r>
+              <m:rPr>
+                <m:scr m:val="script"/>
+                <m:sty m:val="p"/>
+              </m:rPr>
+              <m:t>D</m:t>
+            </m:r>
+          </m:e>
+          <m:sub>
+            <m:r>
+              <m:rPr>
+                <m:nor/>
+                <m:sty m:val="p"/>
+              </m:rPr>
+              <m:t>train</m:t>
+            </m:r>
+          </m:sub>
+        </m:sSub>
+      </m:oMath>
+      <w:r>
+        <w:t xml:space="preserve">.</w:t>
+      </w:r>
+      <w:r>
+        <w:t xml:space="preserve"> </w:t>
+      </w:r>
+      <w:r>
+        <w:t xml:space="preserve">The subscript</w:t>
+      </w:r>
+      <w:r>
+        <w:t xml:space="preserve"> </w:t>
+      </w:r>
+      <m:oMath>
+        <m:r>
+          <m:rPr>
+            <m:sty m:val="p"/>
+          </m:rPr>
+          <m:t>*</m:t>
+        </m:r>
+      </m:oMath>
+      <w:r>
+        <w:t xml:space="preserve"> </w:t>
+      </w:r>
+      <w:r>
+        <w:t xml:space="preserve">marks a quantity of the new observation,</w:t>
+      </w:r>
+      <w:r>
+        <w:t xml:space="preserve"> </w:t>
+      </w:r>
+      <w:r>
+        <w:t xml:space="preserve">as in</w:t>
+      </w:r>
+      <w:r>
+        <w:t xml:space="preserve"> </w:t>
+      </w:r>
+      <m:oMath>
+        <m:sSub>
+          <m:e>
+            <m:r>
+              <m:t>X</m:t>
+            </m:r>
+          </m:e>
+          <m:sub>
+            <m:r>
+              <m:rPr>
+                <m:sty m:val="p"/>
+              </m:rPr>
+              <m:t>*</m:t>
+            </m:r>
+          </m:sub>
+        </m:sSub>
+      </m:oMath>
+      <w:r>
+        <w:t xml:space="preserve"> </w:t>
+      </w:r>
+      <w:r>
+        <w:t xml:space="preserve">and</w:t>
+      </w:r>
+      <w:r>
+        <w:t xml:space="preserve"> </w:t>
+      </w:r>
+      <m:oMath>
+        <m:sSub>
+          <m:e>
+            <m:r>
+              <m:t>Y</m:t>
+            </m:r>
+          </m:e>
+          <m:sub>
+            <m:r>
+              <m:rPr>
+                <m:sty m:val="p"/>
+              </m:rPr>
+              <m:t>*</m:t>
+            </m:r>
+          </m:sub>
+        </m:sSub>
+      </m:oMath>
+      <w:r>
+        <w:t xml:space="preserve">,</w:t>
+      </w:r>
+      <w:r>
+        <w:t xml:space="preserve"> </w:t>
+      </w:r>
+      <w:r>
+        <w:t xml:space="preserve">and distinguishes it from the indexed observations</w:t>
+      </w:r>
+      <w:r>
+        <w:t xml:space="preserve"> </w:t>
+      </w:r>
+      <m:oMath>
+        <m:r>
+          <m:rPr>
+            <m:sty m:val="p"/>
+          </m:rPr>
+          <m:t>(</m:t>
+        </m:r>
+        <m:sSub>
+          <m:e>
+            <m:limLow>
+              <m:e>
+                <m:r>
+                  <m:t>x</m:t>
+                </m:r>
+              </m:e>
+              <m:lim>
+                <m:r>
+                  <m:rPr>
+                    <m:sty m:val="p"/>
+                  </m:rPr>
+                  <m:t>∼</m:t>
+                </m:r>
+              </m:lim>
+            </m:limLow>
+          </m:e>
+          <m:sub>
+            <m:r>
+              <m:t>i</m:t>
+            </m:r>
+          </m:sub>
+        </m:sSub>
+        <m:r>
+          <m:rPr>
+            <m:sty m:val="p"/>
+          </m:rPr>
+          <m:t>,</m:t>
+        </m:r>
+        <m:sSub>
+          <m:e>
+            <m:r>
+              <m:t>y</m:t>
+            </m:r>
+          </m:e>
+          <m:sub>
+            <m:r>
+              <m:t>i</m:t>
+            </m:r>
+          </m:sub>
+        </m:sSub>
+        <m:r>
+          <m:rPr>
+            <m:sty m:val="p"/>
+          </m:rPr>
+          <m:t>)</m:t>
+        </m:r>
+      </m:oMath>
+      <w:r>
+        <w:t xml:space="preserve"> </w:t>
+      </w:r>
+      <w:r>
+        <w:t xml:space="preserve">of</w:t>
+      </w:r>
+      <w:r>
+        <w:t xml:space="preserve"> </w:t>
+      </w:r>
+      <m:oMath>
+        <m:sSub>
+          <m:e>
+            <m:r>
+              <m:rPr>
+                <m:scr m:val="script"/>
+                <m:sty m:val="p"/>
+              </m:rPr>
+              <m:t>D</m:t>
+            </m:r>
+          </m:e>
+          <m:sub>
+            <m:r>
+              <m:rPr>
+                <m:nor/>
+                <m:sty m:val="p"/>
+              </m:rPr>
+              <m:t>train</m:t>
+            </m:r>
+          </m:sub>
+        </m:sSub>
+      </m:oMath>
+      <w:r>
+        <w:t xml:space="preserve">.</w:t>
+      </w:r>
+    </w:p>
+    <w:bookmarkEnd w:id="28"/>
+    <w:bookmarkStart w:id="29" w:name="exm-new-observation"/>
+    <w:p>
+      <w:pPr>
+        <w:pStyle w:val="BodyText"/>
+      </w:pPr>
+      <w:r>
+        <w:rPr>
+          <w:b/>
+          <w:bCs/>
+        </w:rPr>
+        <w:t xml:space="preserve">Example 2 (A new observation for the first five cars)</w:t>
+      </w:r>
+      <w:r>
+        <w:t xml:space="preserve"> </w:t>
+      </w:r>
+      <w:r>
+        <w:t xml:space="preserve">Take the first five cars of</w:t>
+      </w:r>
+      <w:r>
+        <w:t xml:space="preserve"> </w:t>
+      </w:r>
+      <w:r>
+        <w:rPr>
+          <w:rStyle w:val="VerbatimChar"/>
+        </w:rPr>
+        <w:t xml:space="preserve">mtcars</w:t>
+      </w:r>
+      <w:r>
+        <w:t xml:space="preserve"> </w:t>
+      </w:r>
+      <w:r>
+        <w:t xml:space="preserve">as the</w:t>
+      </w:r>
+      <w:r>
+        <w:t xml:space="preserve"> </w:t>
+      </w:r>
+      <w:hyperlink w:anchor="def-training-set">
+        <w:r>
+          <w:rPr>
+            <w:rStyle w:val="Hyperlink"/>
+          </w:rPr>
+          <w:t xml:space="preserve">training set</w:t>
+        </w:r>
+      </w:hyperlink>
+      <w:r>
+        <w:t xml:space="preserve">,</w:t>
+      </w:r>
+      <w:r>
+        <w:t xml:space="preserve"> </w:t>
+      </w:r>
+      <w:r>
+        <w:t xml:space="preserve">with the gross horsepower</w:t>
+      </w:r>
+      <w:r>
+        <w:t xml:space="preserve"> </w:t>
+      </w:r>
+      <w:r>
+        <w:rPr>
+          <w:rStyle w:val="VerbatimChar"/>
+        </w:rPr>
+        <w:t xml:space="preserve">hp</w:t>
+      </w:r>
+      <w:r>
+        <w:t xml:space="preserve"> </w:t>
+      </w:r>
+      <w:r>
+        <w:t xml:space="preserve">and weight</w:t>
+      </w:r>
+      <w:r>
+        <w:t xml:space="preserve"> </w:t>
+      </w:r>
+      <w:r>
+        <w:rPr>
+          <w:rStyle w:val="VerbatimChar"/>
+        </w:rPr>
+        <w:t xml:space="preserve">wt</w:t>
+      </w:r>
+      <w:r>
+        <w:t xml:space="preserve"> </w:t>
+      </w:r>
+      <w:r>
+        <w:t xml:space="preserve">as the covariate values and the fuel economy</w:t>
+      </w:r>
+      <w:r>
+        <w:t xml:space="preserve"> </w:t>
+      </w:r>
+      <w:r>
+        <w:rPr>
+          <w:rStyle w:val="VerbatimChar"/>
+        </w:rPr>
+        <w:t xml:space="preserve">mpg</w:t>
+      </w:r>
+      <w:r>
+        <w:t xml:space="preserve"> </w:t>
+      </w:r>
+      <w:r>
+        <w:t xml:space="preserve">as the outcome,</w:t>
+      </w:r>
+      <w:r>
+        <w:t xml:space="preserve"> </w:t>
+      </w:r>
+      <w:r>
+        <w:t xml:space="preserve">as in</w:t>
+      </w:r>
+      <w:r>
+        <w:t xml:space="preserve"> </w:t>
+      </w:r>
+      <w:hyperlink w:anchor="exm-input-matrix">
+        <w:r>
+          <w:rPr>
+            <w:rStyle w:val="Hyperlink"/>
+          </w:rPr>
+          <w:t xml:space="preserve">Example 1</w:t>
+        </w:r>
+      </w:hyperlink>
+      <w:r>
+        <w:t xml:space="preserve">.</w:t>
+      </w:r>
+      <w:r>
+        <w:t xml:space="preserve"> </w:t>
+      </w:r>
+      <w:r>
+        <w:t xml:space="preserve">Treat the sixth car as a new observation:</w:t>
+      </w:r>
+      <w:r>
+        <w:t xml:space="preserve"> </w:t>
+      </w:r>
+      <w:r>
+        <w:t xml:space="preserve">a car from the same population that was not used to form the training set.</w:t>
+      </w:r>
+    </w:p>
+    <w:p>
+      <w:pPr>
+        <w:pStyle w:val="SourceCode"/>
+      </w:pPr>
+      <w:r>
+        <w:rPr>
+          <w:rStyle w:val="CommentTok"/>
+        </w:rPr>
+        <w:t xml:space="preserve"># the sixth car is not among the five training cars</w:t>
+      </w:r>
+      <w:r>
+        <w:br/>
+      </w:r>
+      <w:r>
+        <w:rPr>
+          <w:rStyle w:val="NormalTok"/>
+        </w:rPr>
+        <w:t xml:space="preserve">new_car </w:t>
+      </w:r>
+      <w:r>
+        <w:rPr>
+          <w:rStyle w:val="OtherTok"/>
+        </w:rPr>
+        <w:t xml:space="preserve">&lt;-</w:t>
+      </w:r>
+      <w:r>
+        <w:rPr>
+          <w:rStyle w:val="NormalTok"/>
+        </w:rPr>
+        <w:t xml:space="preserve"> mtcars </w:t>
+      </w:r>
+      <w:r>
+        <w:rPr>
+          <w:rStyle w:val="SpecialCharTok"/>
+        </w:rPr>
+        <w:t xml:space="preserve">|&gt;</w:t>
+      </w:r>
+      <w:r>
+        <w:br/>
+      </w:r>
+      <w:r>
+        <w:rPr>
+          <w:rStyle w:val="NormalTok"/>
+        </w:rPr>
+        <w:t xml:space="preserve">  dplyr</w:t>
+      </w:r>
+      <w:r>
+        <w:rPr>
+          <w:rStyle w:val="SpecialCharTok"/>
+        </w:rPr>
+        <w:t xml:space="preserve">::</w:t>
+      </w:r>
+      <w:r>
+        <w:rPr>
+          <w:rStyle w:val="FunctionTok"/>
+        </w:rPr>
+        <w:t xml:space="preserve">slice</w:t>
+      </w:r>
+      <w:r>
+        <w:rPr>
+          <w:rStyle w:val="NormalTok"/>
+        </w:rPr>
+        <w:t xml:space="preserve">(</w:t>
+      </w:r>
+      <w:r>
+        <w:rPr>
+          <w:rStyle w:val="DecValTok"/>
+        </w:rPr>
+        <w:t xml:space="preserve">6</w:t>
+      </w:r>
+      <w:r>
+        <w:rPr>
+          <w:rStyle w:val="NormalTok"/>
+        </w:rPr>
+        <w:t xml:space="preserve">) </w:t>
+      </w:r>
+      <w:r>
+        <w:rPr>
+          <w:rStyle w:val="SpecialCharTok"/>
+        </w:rPr>
+        <w:t xml:space="preserve">|&gt;</w:t>
+      </w:r>
+      <w:r>
+        <w:br/>
+      </w:r>
+      <w:r>
+        <w:rPr>
+          <w:rStyle w:val="NormalTok"/>
+        </w:rPr>
+        <w:t xml:space="preserve">  dplyr</w:t>
+      </w:r>
+      <w:r>
+        <w:rPr>
+          <w:rStyle w:val="SpecialCharTok"/>
+        </w:rPr>
+        <w:t xml:space="preserve">::</w:t>
+      </w:r>
+      <w:r>
+        <w:rPr>
+          <w:rStyle w:val="FunctionTok"/>
+        </w:rPr>
+        <w:t xml:space="preserve">select</w:t>
+      </w:r>
+      <w:r>
+        <w:rPr>
+          <w:rStyle w:val="NormalTok"/>
+        </w:rPr>
+        <w:t xml:space="preserve">(hp, wt, mpg)</w:t>
+      </w:r>
+      <w:r>
+        <w:br/>
+      </w:r>
+      <w:r>
+        <w:rPr>
+          <w:rStyle w:val="NormalTok"/>
+        </w:rPr>
+        <w:t xml:space="preserve">new_car</w:t>
+      </w:r>
+      <w:r>
+        <w:br/>
+      </w:r>
+      <w:r>
+        <w:rPr>
+          <w:rStyle w:val="CommentTok"/>
+        </w:rPr>
+        <w:t xml:space="preserve">#&gt; # A tibble: 1 × 3</w:t>
+      </w:r>
+      <w:r>
+        <w:br/>
+      </w:r>
+      <w:r>
+        <w:rPr>
+          <w:rStyle w:val="CommentTok"/>
+        </w:rPr>
+        <w:t xml:space="preserve">#&gt;      hp    wt   mpg</w:t>
+      </w:r>
+      <w:r>
+        <w:br/>
+      </w:r>
+      <w:r>
+        <w:rPr>
+          <w:rStyle w:val="CommentTok"/>
+        </w:rPr>
+        <w:t xml:space="preserve">#&gt;   &lt;dbl&gt; &lt;dbl&gt; &lt;dbl&gt;</w:t>
+      </w:r>
+      <w:r>
+        <w:br/>
+      </w:r>
+      <w:r>
+        <w:rPr>
+          <w:rStyle w:val="CommentTok"/>
+        </w:rPr>
+        <w:t xml:space="preserve">#&gt; 1   105  3.46  18.1</w:t>
+      </w:r>
+    </w:p>
+    <w:p>
+      <w:pPr>
+        <w:pStyle w:val="FirstParagraph"/>
+      </w:pPr>
+      <w:r>
+        <w:t xml:space="preserve">Its covariate value is</w:t>
+      </w:r>
+      <w:r>
+        <w:t xml:space="preserve"> </w:t>
+      </w:r>
+      <m:oMath>
+        <m:sSub>
+          <m:e>
+            <m:r>
+              <m:t>X</m:t>
+            </m:r>
+          </m:e>
+          <m:sub>
+            <m:r>
+              <m:rPr>
+                <m:sty m:val="p"/>
+              </m:rPr>
+              <m:t>*</m:t>
+            </m:r>
+          </m:sub>
+        </m:sSub>
+        <m:r>
+          <m:rPr>
+            <m:sty m:val="p"/>
+          </m:rPr>
+          <m:t>=</m:t>
+        </m:r>
+        <m:r>
+          <m:rPr>
+            <m:sty m:val="p"/>
+          </m:rPr>
+          <m:t>(</m:t>
+        </m:r>
+        <m:r>
+          <m:t>105</m:t>
+        </m:r>
+        <m:r>
+          <m:rPr>
+            <m:sty m:val="p"/>
+          </m:rPr>
+          <m:t>,</m:t>
+        </m:r>
+        <m:r>
+          <m:t>3.46</m:t>
+        </m:r>
+        <m:r>
+          <m:rPr>
+            <m:sty m:val="p"/>
+          </m:rPr>
+          <m:t>)</m:t>
+        </m:r>
+      </m:oMath>
+      <w:r>
+        <w:t xml:space="preserve"> </w:t>
+      </w:r>
+      <w:r>
+        <w:t xml:space="preserve">and its outcome is</w:t>
+      </w:r>
+      <w:r>
+        <w:t xml:space="preserve"> </w:t>
+      </w:r>
+      <m:oMath>
+        <m:sSub>
+          <m:e>
+            <m:r>
+              <m:t>Y</m:t>
+            </m:r>
+          </m:e>
+          <m:sub>
+            <m:r>
+              <m:rPr>
+                <m:sty m:val="p"/>
+              </m:rPr>
+              <m:t>*</m:t>
+            </m:r>
+          </m:sub>
+        </m:sSub>
+        <m:r>
+          <m:rPr>
+            <m:sty m:val="p"/>
+          </m:rPr>
+          <m:t>=</m:t>
+        </m:r>
+        <m:r>
+          <m:t>18.1</m:t>
+        </m:r>
+      </m:oMath>
+      <w:r>
+        <w:t xml:space="preserve">.</w:t>
+      </w:r>
+    </w:p>
+    <w:bookmarkEnd w:id="29"/>
+    <w:bookmarkStart w:id="32" w:name="def-observation-loss"/>
+    <w:p>
+      <w:pPr>
+        <w:pStyle w:val="BodyText"/>
+      </w:pPr>
+      <w:r>
+        <w:rPr>
+          <w:b/>
+          <w:bCs/>
+        </w:rPr>
+        <w:t xml:space="preserve">Definition 8 (Loss of a prediction rule on an observation)</w:t>
       </w:r>
       <w:r>
         <w:t xml:space="preserve"> </w:t>
@@ -2840,7 +3630,7 @@
       <w:r>
         <w:t xml:space="preserve"> </w:t>
       </w:r>
-      <w:hyperlink r:id="rId27">
+      <w:hyperlink r:id="rId30">
         <w:r>
           <w:rPr>
             <w:rStyle w:val="Hyperlink"/>
@@ -2935,7 +3725,7 @@
       <w:pPr>
         <w:pStyle w:val="BodyText"/>
       </w:pPr>
-      <w:bookmarkStart w:id="28" w:name="eq-observation-loss"/>
+      <w:bookmarkStart w:id="31" w:name="eq-observation-loss"/>
       <m:oMathPara>
         <m:oMathParaPr>
           <m:jc m:val="center"/>
@@ -3069,7 +3859,7 @@
           </m:r>
         </m:oMath>
       </m:oMathPara>
-      <w:bookmarkEnd w:id="28"/>
+      <w:bookmarkEnd w:id="31"/>
     </w:p>
     <w:p>
       <w:pPr>
@@ -3264,8 +4054,8 @@
         <w:t xml:space="preserve">.</w:t>
       </w:r>
     </w:p>
-    <w:bookmarkEnd w:id="29"/>
-    <w:bookmarkStart w:id="31" w:name="rem-squared-error-loss"/>
+    <w:bookmarkEnd w:id="32"/>
+    <w:bookmarkStart w:id="34" w:name="rem-squared-error-loss"/>
     <w:p>
       <w:pPr>
         <w:pStyle w:val="BodyText"/>
@@ -3427,7 +4217,7 @@
       <w:r>
         <w:t xml:space="preserve"> </w:t>
       </w:r>
-      <w:hyperlink r:id="rId30">
+      <w:hyperlink r:id="rId33">
         <w:r>
           <w:rPr>
             <w:rStyle w:val="Hyperlink"/>
@@ -3488,8 +4278,8 @@
         <w:t xml:space="preserve">and each average loss below is a mean squared error.</w:t>
       </w:r>
     </w:p>
-    <w:bookmarkEnd w:id="31"/>
-    <w:bookmarkStart w:id="33" w:name="def-generalization-error"/>
+    <w:bookmarkEnd w:id="34"/>
+    <w:bookmarkStart w:id="36" w:name="def-generalization-error"/>
     <w:p>
       <w:pPr>
         <w:pStyle w:val="BodyText"/>
@@ -3499,7 +4289,7 @@
           <w:b/>
           <w:bCs/>
         </w:rPr>
-        <w:t xml:space="preserve">Definition 8 (Generalization error)</w:t>
+        <w:t xml:space="preserve">Definition 9 (Generalization error)</w:t>
       </w:r>
       <w:r>
         <w:t xml:space="preserve"> </w:t>
@@ -3632,8 +4422,19 @@
         <w:t xml:space="preserve"> </w:t>
       </w:r>
       <w:r>
-        <w:t xml:space="preserve">on a new observation</w:t>
-      </w:r>
+        <w:t xml:space="preserve">on a</w:t>
+      </w:r>
+      <w:r>
+        <w:t xml:space="preserve"> </w:t>
+      </w:r>
+      <w:hyperlink w:anchor="def-new-observation">
+        <w:r>
+          <w:rPr>
+            <w:rStyle w:val="Hyperlink"/>
+          </w:rPr>
+          <w:t xml:space="preserve">new observation</w:t>
+        </w:r>
+      </w:hyperlink>
       <w:r>
         <w:t xml:space="preserve"> </w:t>
       </w:r>
@@ -3688,10 +4489,13 @@
         </m:r>
       </m:oMath>
       <w:r>
-        <w:t xml:space="preserve"> </w:t>
-      </w:r>
-      <w:r>
-        <w:t xml:space="preserve">drawn from the same population independently of</w:t>
+        <w:t xml:space="preserve">,</w:t>
+      </w:r>
+      <w:r>
+        <w:t xml:space="preserve"> </w:t>
+      </w:r>
+      <w:r>
+        <w:t xml:space="preserve">with</w:t>
       </w:r>
       <w:r>
         <w:t xml:space="preserve"> </w:t>
@@ -3719,40 +4523,6 @@
         </m:sSub>
       </m:oMath>
       <w:r>
-        <w:t xml:space="preserve">,</w:t>
-      </w:r>
-      <w:r>
-        <w:t xml:space="preserve"> </w:t>
-      </w:r>
-      <w:r>
-        <w:t xml:space="preserve">with</w:t>
-      </w:r>
-      <w:r>
-        <w:t xml:space="preserve"> </w:t>
-      </w:r>
-      <m:oMath>
-        <m:sSub>
-          <m:e>
-            <m:r>
-              <m:rPr>
-                <m:scr m:val="script"/>
-                <m:sty m:val="p"/>
-              </m:rPr>
-              <m:t>D</m:t>
-            </m:r>
-          </m:e>
-          <m:sub>
-            <m:r>
-              <m:rPr>
-                <m:nor/>
-                <m:sty m:val="p"/>
-              </m:rPr>
-              <m:t>train</m:t>
-            </m:r>
-          </m:sub>
-        </m:sSub>
-      </m:oMath>
-      <w:r>
         <w:t xml:space="preserve"> </w:t>
       </w:r>
       <w:r>
@@ -3763,7 +4533,7 @@
       <w:pPr>
         <w:pStyle w:val="BodyText"/>
       </w:pPr>
-      <w:bookmarkStart w:id="32" w:name="eq-generalization-error"/>
+      <w:bookmarkStart w:id="35" w:name="eq-generalization-error"/>
       <m:oMathPara>
         <m:oMathParaPr>
           <m:jc m:val="center"/>
@@ -3909,10 +4679,10 @@
           </m:r>
         </m:oMath>
       </m:oMathPara>
-      <w:bookmarkEnd w:id="32"/>
+      <w:bookmarkEnd w:id="35"/>
     </w:p>
-    <w:bookmarkEnd w:id="33"/>
-    <w:bookmarkStart w:id="34" w:name="rem-source-generalization-error"/>
+    <w:bookmarkEnd w:id="36"/>
+    <w:bookmarkStart w:id="37" w:name="rem-source-generalization-error"/>
     <w:p>
       <w:pPr>
         <w:pStyle w:val="FirstParagraph"/>
@@ -3952,8 +4722,8 @@
         <w:t xml:space="preserve">.</w:t>
       </w:r>
     </w:p>
-    <w:bookmarkEnd w:id="34"/>
-    <w:bookmarkStart w:id="36" w:name="def-held-out-set"/>
+    <w:bookmarkEnd w:id="37"/>
+    <w:bookmarkStart w:id="39" w:name="def-held-out-set"/>
     <w:p>
       <w:pPr>
         <w:pStyle w:val="BodyText"/>
@@ -3963,7 +4733,7 @@
           <w:b/>
           <w:bCs/>
         </w:rPr>
-        <w:t xml:space="preserve">Definition 9 (Held-out set (hold-out set))</w:t>
+        <w:t xml:space="preserve">Definition 10 (Held-out set (hold-out set))</w:t>
       </w:r>
       <w:r>
         <w:t xml:space="preserve"> </w:t>
@@ -4143,7 +4913,7 @@
       <w:pPr>
         <w:pStyle w:val="BodyText"/>
       </w:pPr>
-      <w:bookmarkStart w:id="35" w:name="eq-held-out-set"/>
+      <w:bookmarkStart w:id="38" w:name="eq-held-out-set"/>
       <m:oMathPara>
         <m:oMathParaPr>
           <m:jc m:val="center"/>
@@ -4341,10 +5111,10 @@
           </m:r>
         </m:oMath>
       </m:oMathPara>
-      <w:bookmarkEnd w:id="35"/>
+      <w:bookmarkEnd w:id="38"/>
     </w:p>
-    <w:bookmarkEnd w:id="36"/>
-    <w:bookmarkStart w:id="37" w:name="rem-source-held-out-set"/>
+    <w:bookmarkEnd w:id="39"/>
+    <w:bookmarkStart w:id="40" w:name="rem-source-held-out-set"/>
     <w:p>
       <w:pPr>
         <w:pStyle w:val="FirstParagraph"/>
@@ -4382,8 +5152,8 @@
         <w:t xml:space="preserve">.</w:t>
       </w:r>
     </w:p>
-    <w:bookmarkEnd w:id="37"/>
-    <w:bookmarkStart w:id="40" w:name="def-prediction-rmse"/>
+    <w:bookmarkEnd w:id="40"/>
+    <w:bookmarkStart w:id="43" w:name="def-prediction-rmse"/>
     <w:p>
       <w:pPr>
         <w:pStyle w:val="BodyText"/>
@@ -4393,7 +5163,7 @@
           <w:b/>
           <w:bCs/>
         </w:rPr>
-        <w:t xml:space="preserve">Definition 10 (Root mean squared error of predictions)</w:t>
+        <w:t xml:space="preserve">Definition 11 (Root mean squared error of predictions)</w:t>
       </w:r>
       <w:r>
         <w:t xml:space="preserve"> </w:t>
@@ -4540,7 +5310,7 @@
       <w:r>
         <w:t xml:space="preserve"> </w:t>
       </w:r>
-      <w:hyperlink r:id="rId38">
+      <w:hyperlink r:id="rId41">
         <w:r>
           <w:rPr>
             <w:rStyle w:val="Hyperlink"/>
@@ -4556,7 +5326,7 @@
       <w:pPr>
         <w:pStyle w:val="BodyText"/>
       </w:pPr>
-      <w:bookmarkStart w:id="39" w:name="eq-prediction-rmse"/>
+      <w:bookmarkStart w:id="42" w:name="eq-prediction-rmse"/>
       <m:oMathPara>
         <m:oMathParaPr>
           <m:jc m:val="center"/>
@@ -4679,10 +5449,10 @@
           </m:r>
         </m:oMath>
       </m:oMathPara>
-      <w:bookmarkEnd w:id="39"/>
+      <w:bookmarkEnd w:id="42"/>
     </w:p>
-    <w:bookmarkEnd w:id="40"/>
-    <w:bookmarkStart w:id="42" w:name="def-training-mse"/>
+    <w:bookmarkEnd w:id="43"/>
+    <w:bookmarkStart w:id="45" w:name="def-training-mse"/>
     <w:p>
       <w:pPr>
         <w:pStyle w:val="FirstParagraph"/>
@@ -4692,7 +5462,7 @@
           <w:b/>
           <w:bCs/>
         </w:rPr>
-        <w:t xml:space="preserve">Definition 11 (Training error)</w:t>
+        <w:t xml:space="preserve">Definition 12 (Training error)</w:t>
       </w:r>
       <w:r>
         <w:t xml:space="preserve"> </w:t>
@@ -4849,7 +5619,7 @@
       <w:pPr>
         <w:pStyle w:val="BodyText"/>
       </w:pPr>
-      <w:bookmarkStart w:id="41" w:name="eq-training-mse"/>
+      <w:bookmarkStart w:id="44" w:name="eq-training-mse"/>
       <m:oMathPara>
         <m:oMathParaPr>
           <m:jc m:val="center"/>
@@ -4969,10 +5739,10 @@
           </m:r>
         </m:oMath>
       </m:oMathPara>
-      <w:bookmarkEnd w:id="41"/>
+      <w:bookmarkEnd w:id="44"/>
     </w:p>
-    <w:bookmarkEnd w:id="42"/>
-    <w:bookmarkStart w:id="43" w:name="rem-source-training-mse"/>
+    <w:bookmarkEnd w:id="45"/>
+    <w:bookmarkStart w:id="46" w:name="rem-source-training-mse"/>
     <w:p>
       <w:pPr>
         <w:pStyle w:val="FirstParagraph"/>
@@ -5019,9 +5789,9 @@
         <w:t xml:space="preserve">and define it for any loss.</w:t>
       </w:r>
     </w:p>
-    <w:bookmarkEnd w:id="43"/>
-    <w:bookmarkEnd w:id="44"/>
-    <w:bookmarkStart w:id="49" w:name="overfitting"/>
+    <w:bookmarkEnd w:id="46"/>
+    <w:bookmarkEnd w:id="47"/>
+    <w:bookmarkStart w:id="52" w:name="overfitting"/>
     <w:p>
       <w:pPr>
         <w:pStyle w:val="Heading2"/>
@@ -5030,7 +5800,7 @@
         <w:t xml:space="preserve">3 Overfitting</w:t>
       </w:r>
     </w:p>
-    <w:bookmarkStart w:id="45" w:name="exr-overfitting"/>
+    <w:bookmarkStart w:id="48" w:name="exr-overfitting"/>
     <w:p>
       <w:pPr>
         <w:pStyle w:val="FirstParagraph"/>
@@ -5243,8 +6013,8 @@
         <w:t xml:space="preserve">improve predictions for the held-out cars?</w:t>
       </w:r>
     </w:p>
-    <w:bookmarkEnd w:id="45"/>
-    <w:bookmarkStart w:id="46" w:name="sol-overfitting"/>
+    <w:bookmarkEnd w:id="48"/>
+    <w:bookmarkStart w:id="49" w:name="sol-overfitting"/>
     <w:p>
       <w:pPr>
         <w:pStyle w:val="FirstParagraph"/>
@@ -6467,8 +7237,8 @@
         <w:t xml:space="preserve">there the held-out RMSE also falls.</w:t>
       </w:r>
     </w:p>
-    <w:bookmarkEnd w:id="46"/>
-    <w:bookmarkStart w:id="47" w:name="def-overfitting"/>
+    <w:bookmarkEnd w:id="49"/>
+    <w:bookmarkStart w:id="50" w:name="def-overfitting"/>
     <w:p>
       <w:pPr>
         <w:pStyle w:val="FirstParagraph"/>
@@ -6478,7 +7248,7 @@
           <w:b/>
           <w:bCs/>
         </w:rPr>
-        <w:t xml:space="preserve">Definition 12 (Overfitting)</w:t>
+        <w:t xml:space="preserve">Definition 13 (Overfitting)</w:t>
       </w:r>
       <w:r>
         <w:t xml:space="preserve"> </w:t>
@@ -6537,8 +7307,8 @@
         <w:t xml:space="preserve">but predicts poorly for new observations.</w:t>
       </w:r>
     </w:p>
-    <w:bookmarkEnd w:id="47"/>
-    <w:bookmarkStart w:id="48" w:name="exm-overfitting-polynomial-cars"/>
+    <w:bookmarkEnd w:id="50"/>
+    <w:bookmarkStart w:id="51" w:name="exm-overfitting-polynomial-cars"/>
     <w:p>
       <w:pPr>
         <w:pStyle w:val="BodyText"/>
@@ -6548,7 +7318,7 @@
           <w:b/>
           <w:bCs/>
         </w:rPr>
-        <w:t xml:space="preserve">Example 2 (Overfitting in polynomial fits to cars)</w:t>
+        <w:t xml:space="preserve">Example 3 (Overfitting in polynomial fits to cars)</w:t>
       </w:r>
       <w:r>
         <w:t xml:space="preserve"> </w:t>
@@ -6595,9 +7365,9 @@
         <w:t xml:space="preserve">it is the beginning of overfitting, not a dramatic case.</w:t>
       </w:r>
     </w:p>
-    <w:bookmarkEnd w:id="48"/>
-    <w:bookmarkEnd w:id="49"/>
-    <w:bookmarkStart w:id="110" w:name="sec-generalization-error"/>
+    <w:bookmarkEnd w:id="51"/>
+    <w:bookmarkEnd w:id="52"/>
+    <w:bookmarkStart w:id="113" w:name="sec-generalization-error"/>
     <w:p>
       <w:pPr>
         <w:pStyle w:val="Heading2"/>
@@ -6606,7 +7376,7 @@
         <w:t xml:space="preserve">4 Generalization error</w:t>
       </w:r>
     </w:p>
-    <w:bookmarkStart w:id="50" w:name="exr-generalization-error"/>
+    <w:bookmarkStart w:id="53" w:name="exr-generalization-error"/>
     <w:p>
       <w:pPr>
         <w:pStyle w:val="FirstParagraph"/>
@@ -6959,7 +7729,7 @@
       <w:r>
         <w:t xml:space="preserve"> </w:t>
       </w:r>
-      <w:hyperlink r:id="rId30">
+      <w:hyperlink r:id="rId33">
         <w:r>
           <w:rPr>
             <w:rStyle w:val="Hyperlink"/>
@@ -7083,8 +7853,8 @@
         <w:t xml:space="preserve">use in place of your expectation?</w:t>
       </w:r>
     </w:p>
-    <w:bookmarkEnd w:id="50"/>
-    <w:bookmarkStart w:id="51" w:name="sol-generalization-error"/>
+    <w:bookmarkEnd w:id="53"/>
+    <w:bookmarkStart w:id="54" w:name="sol-generalization-error"/>
     <w:p>
       <w:pPr>
         <w:pStyle w:val="FirstParagraph"/>
@@ -7684,8 +8454,8 @@
         <w:t xml:space="preserve">was chosen to fit them.</w:t>
       </w:r>
     </w:p>
-    <w:bookmarkEnd w:id="51"/>
-    <w:bookmarkStart w:id="53" w:name="def-expected-generalization-error"/>
+    <w:bookmarkEnd w:id="54"/>
+    <w:bookmarkStart w:id="56" w:name="def-expected-generalization-error"/>
     <w:p>
       <w:pPr>
         <w:pStyle w:val="FirstParagraph"/>
@@ -7695,7 +8465,7 @@
           <w:b/>
           <w:bCs/>
         </w:rPr>
-        <w:t xml:space="preserve">Definition 13 (Expected generalization error (expected prediction error, expected test error))</w:t>
+        <w:t xml:space="preserve">Definition 14 (Expected generalization error (expected prediction error, expected test error))</w:t>
       </w:r>
       <w:r>
         <w:t xml:space="preserve"> </w:t>
@@ -7913,7 +8683,7 @@
       <w:pPr>
         <w:pStyle w:val="BodyText"/>
       </w:pPr>
-      <w:bookmarkStart w:id="52" w:name="eq-expected-generalization-error"/>
+      <w:bookmarkStart w:id="55" w:name="eq-expected-generalization-error"/>
       <m:oMathPara>
         <m:oMathParaPr>
           <m:jc m:val="center"/>
@@ -8200,10 +8970,10 @@
           </m:r>
         </m:oMath>
       </m:oMathPara>
-      <w:bookmarkEnd w:id="52"/>
+      <w:bookmarkEnd w:id="55"/>
     </w:p>
-    <w:bookmarkEnd w:id="53"/>
-    <w:bookmarkStart w:id="54" w:name="rem-source-expected-generalization-error"/>
+    <w:bookmarkEnd w:id="56"/>
+    <w:bookmarkStart w:id="57" w:name="rem-source-expected-generalization-error"/>
     <w:p>
       <w:pPr>
         <w:pStyle w:val="FirstParagraph"/>
@@ -8288,8 +9058,8 @@
         <w:t xml:space="preserve">.</w:t>
       </w:r>
     </w:p>
-    <w:bookmarkEnd w:id="54"/>
-    <w:bookmarkStart w:id="56" w:name="def-mean-function"/>
+    <w:bookmarkEnd w:id="57"/>
+    <w:bookmarkStart w:id="59" w:name="def-mean-function"/>
     <w:p>
       <w:pPr>
         <w:pStyle w:val="BodyText"/>
@@ -8299,7 +9069,7 @@
           <w:b/>
           <w:bCs/>
         </w:rPr>
-        <w:t xml:space="preserve">Definition 14 (Mean function)</w:t>
+        <w:t xml:space="preserve">Definition 15 (Mean function)</w:t>
       </w:r>
       <w:r>
         <w:t xml:space="preserve"> </w:t>
@@ -8412,7 +9182,7 @@
       <w:pPr>
         <w:pStyle w:val="BodyText"/>
       </w:pPr>
-      <w:bookmarkStart w:id="55" w:name="eq-mean-function"/>
+      <w:bookmarkStart w:id="58" w:name="eq-mean-function"/>
       <m:oMathPara>
         <m:oMathParaPr>
           <m:jc m:val="center"/>
@@ -8524,10 +9294,10 @@
           </m:r>
         </m:oMath>
       </m:oMathPara>
-      <w:bookmarkEnd w:id="55"/>
+      <w:bookmarkEnd w:id="58"/>
     </w:p>
-    <w:bookmarkEnd w:id="56"/>
-    <w:bookmarkStart w:id="58" w:name="def-epl"/>
+    <w:bookmarkEnd w:id="59"/>
+    <w:bookmarkStart w:id="61" w:name="def-epl"/>
     <w:p>
       <w:pPr>
         <w:pStyle w:val="FirstParagraph"/>
@@ -8537,7 +9307,7 @@
           <w:b/>
           <w:bCs/>
         </w:rPr>
-        <w:t xml:space="preserve">Definition 15 (Expected prediction loss at a covariate value)</w:t>
+        <w:t xml:space="preserve">Definition 16 (Expected prediction loss at a covariate value)</w:t>
       </w:r>
       <w:r>
         <w:t xml:space="preserve"> </w:t>
@@ -8924,7 +9694,7 @@
       <w:pPr>
         <w:pStyle w:val="BodyText"/>
       </w:pPr>
-      <w:bookmarkStart w:id="57" w:name="eq-epl"/>
+      <w:bookmarkStart w:id="60" w:name="eq-epl"/>
       <m:oMathPara>
         <m:oMathParaPr>
           <m:jc m:val="center"/>
@@ -9081,10 +9851,10 @@
           </m:r>
         </m:oMath>
       </m:oMathPara>
-      <w:bookmarkEnd w:id="57"/>
+      <w:bookmarkEnd w:id="60"/>
     </w:p>
-    <w:bookmarkEnd w:id="58"/>
-    <w:bookmarkStart w:id="59" w:name="rem-epl-generalization-error"/>
+    <w:bookmarkEnd w:id="61"/>
+    <w:bookmarkStart w:id="62" w:name="rem-epl-generalization-error"/>
     <w:p>
       <w:pPr>
         <w:pStyle w:val="FirstParagraph"/>
@@ -9215,8 +9985,8 @@
         <w:t xml:space="preserve">so it estimates the generalization error without equalling it.</w:t>
       </w:r>
     </w:p>
-    <w:bookmarkEnd w:id="59"/>
-    <w:bookmarkStart w:id="61" w:name="def-epe"/>
+    <w:bookmarkEnd w:id="62"/>
+    <w:bookmarkStart w:id="64" w:name="def-epe"/>
     <w:p>
       <w:pPr>
         <w:pStyle w:val="BodyText"/>
@@ -9226,7 +9996,7 @@
           <w:b/>
           <w:bCs/>
         </w:rPr>
-        <w:t xml:space="preserve">Definition 16 (Expected prediction error at a covariate value)</w:t>
+        <w:t xml:space="preserve">Definition 17 (Expected prediction error at a covariate value)</w:t>
       </w:r>
       <w:r>
         <w:t xml:space="preserve"> </w:t>
@@ -9357,7 +10127,7 @@
       <w:r>
         <w:t xml:space="preserve"> </w:t>
       </w:r>
-      <w:hyperlink r:id="rId30">
+      <w:hyperlink r:id="rId33">
         <w:r>
           <w:rPr>
             <w:rStyle w:val="Hyperlink"/>
@@ -9393,7 +10163,7 @@
       <w:pPr>
         <w:pStyle w:val="BodyText"/>
       </w:pPr>
-      <w:bookmarkStart w:id="60" w:name="eq-epe"/>
+      <w:bookmarkStart w:id="63" w:name="eq-epe"/>
       <m:oMathPara>
         <m:oMathParaPr>
           <m:jc m:val="center"/>
@@ -9555,10 +10325,10 @@
           </m:r>
         </m:oMath>
       </m:oMathPara>
-      <w:bookmarkEnd w:id="60"/>
+      <w:bookmarkEnd w:id="63"/>
     </w:p>
-    <w:bookmarkEnd w:id="61"/>
-    <w:bookmarkStart w:id="63" w:name="rem-epe-mse"/>
+    <w:bookmarkEnd w:id="64"/>
+    <w:bookmarkStart w:id="66" w:name="rem-epe-mse"/>
     <w:p>
       <w:pPr>
         <w:pStyle w:val="FirstParagraph"/>
@@ -9579,7 +10349,7 @@
       <w:r>
         <w:t xml:space="preserve"> </w:t>
       </w:r>
-      <w:hyperlink r:id="rId38">
+      <w:hyperlink r:id="rId41">
         <w:r>
           <w:rPr>
             <w:rStyle w:val="Hyperlink"/>
@@ -9796,7 +10566,7 @@
       <w:r>
         <w:t xml:space="preserve"> </w:t>
       </w:r>
-      <w:hyperlink r:id="rId62">
+      <w:hyperlink r:id="rId65">
         <w:r>
           <w:rPr>
             <w:rStyle w:val="Hyperlink"/>
@@ -9913,8 +10683,8 @@
         <w:t xml:space="preserve">Another loss gives an expected prediction loss, not an EPE.</w:t>
       </w:r>
     </w:p>
-    <w:bookmarkEnd w:id="63"/>
-    <w:bookmarkStart w:id="64" w:name="rem-source-epe"/>
+    <w:bookmarkEnd w:id="66"/>
+    <w:bookmarkStart w:id="67" w:name="rem-source-epe"/>
     <w:p>
       <w:pPr>
         <w:pStyle w:val="BodyText"/>
@@ -9977,8 +10747,8 @@
         <w:t xml:space="preserve">for squared-error loss.</w:t>
       </w:r>
     </w:p>
-    <w:bookmarkEnd w:id="64"/>
-    <w:bookmarkStart w:id="65" w:name="exr-expected-error-epe"/>
+    <w:bookmarkEnd w:id="67"/>
+    <w:bookmarkStart w:id="68" w:name="exr-expected-error-epe"/>
     <w:p>
       <w:pPr>
         <w:pStyle w:val="BodyText"/>
@@ -10312,8 +11082,8 @@
         <w:t xml:space="preserve">.</w:t>
       </w:r>
     </w:p>
-    <w:bookmarkEnd w:id="65"/>
-    <w:bookmarkStart w:id="67" w:name="sol-expected-error-epe"/>
+    <w:bookmarkEnd w:id="68"/>
+    <w:bookmarkStart w:id="70" w:name="sol-expected-error-epe"/>
     <w:p>
       <w:pPr>
         <w:pStyle w:val="BodyText"/>
@@ -11111,7 +11881,7 @@
       <w:r>
         <w:t xml:space="preserve"> </w:t>
       </w:r>
-      <w:hyperlink r:id="rId66">
+      <w:hyperlink r:id="rId69">
         <w:r>
           <w:rPr>
             <w:rStyle w:val="Hyperlink"/>
@@ -11358,7 +12128,7 @@
           <w:rPr>
             <w:rStyle w:val="Hyperlink"/>
           </w:rPr>
-          <w:t xml:space="preserve">Definition 15</w:t>
+          <w:t xml:space="preserve">Definition 16</w:t>
         </w:r>
       </w:hyperlink>
       <w:r>
@@ -11368,8 +12138,8 @@
         <w:t xml:space="preserve">requires.</w:t>
       </w:r>
     </w:p>
-    <w:bookmarkEnd w:id="67"/>
-    <w:bookmarkStart w:id="69" w:name="thm-expected-error-epe"/>
+    <w:bookmarkEnd w:id="70"/>
+    <w:bookmarkStart w:id="72" w:name="thm-expected-error-epe"/>
     <w:p>
       <w:pPr>
         <w:pStyle w:val="BodyText"/>
@@ -11589,7 +12359,7 @@
       <w:pPr>
         <w:pStyle w:val="BodyText"/>
       </w:pPr>
-      <w:bookmarkStart w:id="68" w:name="eq-expected-error-epe"/>
+      <w:bookmarkStart w:id="71" w:name="eq-expected-error-epe"/>
       <m:oMathPara>
         <m:oMathParaPr>
           <m:jc m:val="center"/>
@@ -11734,9 +12504,9 @@
           </m:r>
         </m:oMath>
       </m:oMathPara>
-      <w:bookmarkEnd w:id="68"/>
+      <w:bookmarkEnd w:id="71"/>
     </w:p>
-    <w:bookmarkEnd w:id="69"/>
+    <w:bookmarkEnd w:id="72"/>
     <w:p>
       <w:pPr>
         <w:pStyle w:val="FirstParagraph"/>
@@ -11769,7 +12539,7 @@
         <w:t xml:space="preserve">.</w:t>
       </w:r>
     </w:p>
-    <w:bookmarkStart w:id="71" w:name="def-average-fit"/>
+    <w:bookmarkStart w:id="74" w:name="def-average-fit"/>
     <w:p>
       <w:pPr>
         <w:pStyle w:val="BodyText"/>
@@ -11779,7 +12549,7 @@
           <w:b/>
           <w:bCs/>
         </w:rPr>
-        <w:t xml:space="preserve">Definition 17 (Average fit)</w:t>
+        <w:t xml:space="preserve">Definition 18 (Average fit)</w:t>
       </w:r>
       <w:r>
         <w:t xml:space="preserve"> </w:t>
@@ -11980,7 +12750,7 @@
       <w:pPr>
         <w:pStyle w:val="BodyText"/>
       </w:pPr>
-      <w:bookmarkStart w:id="70" w:name="eq-average-fit"/>
+      <w:bookmarkStart w:id="73" w:name="eq-average-fit"/>
       <m:oMathPara>
         <m:oMathParaPr>
           <m:jc m:val="center"/>
@@ -12130,9 +12900,9 @@
           </m:r>
         </m:oMath>
       </m:oMathPara>
-      <w:bookmarkEnd w:id="70"/>
+      <w:bookmarkEnd w:id="73"/>
     </w:p>
-    <w:bookmarkEnd w:id="71"/>
+    <w:bookmarkEnd w:id="74"/>
     <w:p>
       <w:pPr>
         <w:pStyle w:val="FirstParagraph"/>
@@ -12186,7 +12956,7 @@
         <w:t xml:space="preserve">and from each other.</w:t>
       </w:r>
     </w:p>
-    <w:bookmarkStart w:id="72" w:name="exm-average-fit"/>
+    <w:bookmarkStart w:id="75" w:name="exm-average-fit"/>
     <w:p>
       <w:pPr>
         <w:pStyle w:val="BodyText"/>
@@ -12196,7 +12966,7 @@
           <w:b/>
           <w:bCs/>
         </w:rPr>
-        <w:t xml:space="preserve">Example 3 (Computing the average fit)</w:t>
+        <w:t xml:space="preserve">Example 4 (Computing the average fit)</w:t>
       </w:r>
       <w:r>
         <w:t xml:space="preserve"> </w:t>
@@ -12430,8 +13200,8 @@
         </m:oMath>
       </m:oMathPara>
     </w:p>
-    <w:bookmarkEnd w:id="72"/>
-    <w:bookmarkStart w:id="75" w:name="def-prediction-bias"/>
+    <w:bookmarkEnd w:id="75"/>
+    <w:bookmarkStart w:id="78" w:name="def-prediction-bias"/>
     <w:p>
       <w:pPr>
         <w:pStyle w:val="FirstParagraph"/>
@@ -12441,7 +13211,7 @@
           <w:b/>
           <w:bCs/>
         </w:rPr>
-        <w:t xml:space="preserve">Definition 18 (Bias of a prediction)</w:t>
+        <w:t xml:space="preserve">Definition 19 (Bias of a prediction)</w:t>
       </w:r>
       <w:r>
         <w:t xml:space="preserve"> </w:t>
@@ -12673,7 +13443,7 @@
       <w:r>
         <w:t xml:space="preserve"> </w:t>
       </w:r>
-      <w:hyperlink r:id="rId73">
+      <w:hyperlink r:id="rId76">
         <w:r>
           <w:rPr>
             <w:rStyle w:val="Hyperlink"/>
@@ -12794,7 +13564,7 @@
       <w:pPr>
         <w:pStyle w:val="BodyText"/>
       </w:pPr>
-      <w:bookmarkStart w:id="74" w:name="eq-prediction-bias"/>
+      <w:bookmarkStart w:id="77" w:name="eq-prediction-bias"/>
       <m:oMathPara>
         <m:oMathParaPr>
           <m:jc m:val="center"/>
@@ -12996,7 +13766,7 @@
           </m:r>
         </m:oMath>
       </m:oMathPara>
-      <w:bookmarkEnd w:id="74"/>
+      <w:bookmarkEnd w:id="77"/>
     </w:p>
     <w:p>
       <w:pPr>
@@ -13083,7 +13853,7 @@
         <w:t xml:space="preserve">.</w:t>
       </w:r>
     </w:p>
-    <w:bookmarkEnd w:id="75"/>
+    <w:bookmarkEnd w:id="78"/>
     <w:p>
       <w:pPr>
         <w:pStyle w:val="BodyText"/>
@@ -13117,7 +13887,7 @@
         <w:t xml:space="preserve">the bias reflects the error introduced by approximating a real-world relationship by a model.</w:t>
       </w:r>
     </w:p>
-    <w:bookmarkStart w:id="76" w:name="exm-prediction-bias"/>
+    <w:bookmarkStart w:id="79" w:name="exm-prediction-bias"/>
     <w:p>
       <w:pPr>
         <w:pStyle w:val="BodyText"/>
@@ -13127,7 +13897,7 @@
           <w:b/>
           <w:bCs/>
         </w:rPr>
-        <w:t xml:space="preserve">Example 4 (Computing the bias of a prediction)</w:t>
+        <w:t xml:space="preserve">Example 5 (Computing the bias of a prediction)</w:t>
       </w:r>
       <w:r>
         <w:t xml:space="preserve"> </w:t>
@@ -13446,8 +14216,8 @@
         <w:t xml:space="preserve">.</w:t>
       </w:r>
     </w:p>
-    <w:bookmarkEnd w:id="76"/>
-    <w:bookmarkStart w:id="77" w:name="exr-epe-three-sources"/>
+    <w:bookmarkEnd w:id="79"/>
+    <w:bookmarkStart w:id="80" w:name="exr-epe-three-sources"/>
     <w:p>
       <w:pPr>
         <w:pStyle w:val="BodyText"/>
@@ -14239,8 +15009,8 @@
         <w:t xml:space="preserve">and which cannot?</w:t>
       </w:r>
     </w:p>
-    <w:bookmarkEnd w:id="77"/>
-    <w:bookmarkStart w:id="78" w:name="sol-epe-three-sources"/>
+    <w:bookmarkEnd w:id="80"/>
+    <w:bookmarkStart w:id="81" w:name="sol-epe-three-sources"/>
     <w:p>
       <w:pPr>
         <w:pStyle w:val="FirstParagraph"/>
@@ -14539,8 +15309,8 @@
         <w:t xml:space="preserve">in the new outcome.</w:t>
       </w:r>
     </w:p>
-    <w:bookmarkEnd w:id="78"/>
-    <w:bookmarkStart w:id="79" w:name="exr-epe-split-noise"/>
+    <w:bookmarkEnd w:id="81"/>
+    <w:bookmarkStart w:id="82" w:name="exr-epe-split-noise"/>
     <w:p>
       <w:pPr>
         <w:pStyle w:val="FirstParagraph"/>
@@ -15027,8 +15797,8 @@
         <w:t xml:space="preserve">and name the assumptions that make the cross term zero.</w:t>
       </w:r>
     </w:p>
-    <w:bookmarkEnd w:id="79"/>
-    <w:bookmarkStart w:id="83" w:name="sol-epe-split-noise"/>
+    <w:bookmarkEnd w:id="82"/>
+    <w:bookmarkStart w:id="86" w:name="sol-epe-split-noise"/>
     <w:p>
       <w:pPr>
         <w:pStyle w:val="BodyText"/>
@@ -15862,7 +16632,7 @@
       <w:r>
         <w:t xml:space="preserve"> </w:t>
       </w:r>
-      <w:hyperlink r:id="rId80">
+      <w:hyperlink r:id="rId83">
         <w:r>
           <w:rPr>
             <w:rStyle w:val="Hyperlink"/>
@@ -15893,7 +16663,7 @@
       <w:r>
         <w:t xml:space="preserve"> </w:t>
       </w:r>
-      <w:hyperlink r:id="rId81">
+      <w:hyperlink r:id="rId84">
         <w:r>
           <w:rPr>
             <w:rStyle w:val="Hyperlink"/>
@@ -17291,7 +18061,7 @@
       <w:pPr>
         <w:pStyle w:val="BodyText"/>
       </w:pPr>
-      <w:bookmarkStart w:id="82" w:name="eq-epe-after-noise"/>
+      <w:bookmarkStart w:id="85" w:name="eq-epe-after-noise"/>
       <m:oMathPara>
         <m:oMathParaPr>
           <m:jc m:val="center"/>
@@ -17582,7 +18352,7 @@
           </m:r>
         </m:oMath>
       </m:oMathPara>
-      <w:bookmarkEnd w:id="82"/>
+      <w:bookmarkEnd w:id="85"/>
     </w:p>
     <w:p>
       <w:pPr>
@@ -17777,8 +18547,8 @@
         <w:t xml:space="preserve">whose noise helped determine the prediction.</w:t>
       </w:r>
     </w:p>
-    <w:bookmarkEnd w:id="83"/>
-    <w:bookmarkStart w:id="84" w:name="exr-epe-split-bias"/>
+    <w:bookmarkEnd w:id="86"/>
+    <w:bookmarkStart w:id="87" w:name="exr-epe-split-bias"/>
     <w:p>
       <w:pPr>
         <w:pStyle w:val="BodyText"/>
@@ -18102,8 +18872,8 @@
         <w:t xml:space="preserve">and what makes the cross term zero this time?</w:t>
       </w:r>
     </w:p>
-    <w:bookmarkEnd w:id="84"/>
-    <w:bookmarkStart w:id="87" w:name="sol-epe-split-bias"/>
+    <w:bookmarkEnd w:id="87"/>
+    <w:bookmarkStart w:id="90" w:name="sol-epe-split-bias"/>
     <w:p>
       <w:pPr>
         <w:pStyle w:val="BodyText"/>
@@ -20513,7 +21283,7 @@
       <w:r>
         <w:t xml:space="preserve"> </w:t>
       </w:r>
-      <w:hyperlink r:id="rId85">
+      <w:hyperlink r:id="rId88">
         <w:r>
           <w:rPr>
             <w:rStyle w:val="Hyperlink"/>
@@ -21127,7 +21897,7 @@
       <w:pPr>
         <w:pStyle w:val="BodyText"/>
       </w:pPr>
-      <w:bookmarkStart w:id="86" w:name="eq-epe-after-bias"/>
+      <w:bookmarkStart w:id="89" w:name="eq-epe-after-bias"/>
       <m:oMathPara>
         <m:oMathParaPr>
           <m:jc m:val="center"/>
@@ -21455,7 +22225,7 @@
           </m:r>
         </m:oMath>
       </m:oMathPara>
-      <w:bookmarkEnd w:id="86"/>
+      <w:bookmarkEnd w:id="89"/>
     </w:p>
     <w:p>
       <w:pPr>
@@ -21491,8 +22261,8 @@
         <w:t xml:space="preserve">This split is specific to squared-error loss, the loss of this chapter’s examples.</w:t>
       </w:r>
     </w:p>
-    <w:bookmarkEnd w:id="87"/>
-    <w:bookmarkStart w:id="89" w:name="thm-epe-decomposition"/>
+    <w:bookmarkEnd w:id="90"/>
+    <w:bookmarkStart w:id="92" w:name="thm-epe-decomposition"/>
     <w:p>
       <w:pPr>
         <w:pStyle w:val="BodyText"/>
@@ -22013,7 +22783,7 @@
       <w:r>
         <w:t xml:space="preserve"> </w:t>
       </w:r>
-      <w:hyperlink r:id="rId85">
+      <w:hyperlink r:id="rId88">
         <w:r>
           <w:rPr>
             <w:rStyle w:val="Hyperlink"/>
@@ -22055,7 +22825,7 @@
       <w:pPr>
         <w:pStyle w:val="BodyText"/>
       </w:pPr>
-      <w:bookmarkStart w:id="88" w:name="eq-epe-decomposition"/>
+      <w:bookmarkStart w:id="91" w:name="eq-epe-decomposition"/>
       <m:oMathPara>
         <m:oMathParaPr>
           <m:jc m:val="center"/>
@@ -22321,9 +23091,9 @@
           </m:r>
         </m:oMath>
       </m:oMathPara>
-      <w:bookmarkEnd w:id="88"/>
+      <w:bookmarkEnd w:id="91"/>
     </w:p>
-    <w:bookmarkEnd w:id="89"/>
+    <w:bookmarkEnd w:id="92"/>
     <w:p>
       <w:pPr>
         <w:pStyle w:val="FirstParagraph"/>
@@ -23117,7 +23887,7 @@
         </m:oMath>
       </m:oMathPara>
     </w:p>
-    <w:bookmarkStart w:id="90" w:name="def-irreducible-error"/>
+    <w:bookmarkStart w:id="93" w:name="def-irreducible-error"/>
     <w:p>
       <w:pPr>
         <w:pStyle w:val="FirstParagraph"/>
@@ -23127,7 +23897,7 @@
           <w:b/>
           <w:bCs/>
         </w:rPr>
-        <w:t xml:space="preserve">Definition 19 (Irreducible error)</w:t>
+        <w:t xml:space="preserve">Definition 20 (Irreducible error)</w:t>
       </w:r>
       <w:r>
         <w:t xml:space="preserve"> </w:t>
@@ -23364,7 +24134,7 @@
         <w:t xml:space="preserve">.</w:t>
       </w:r>
     </w:p>
-    <w:bookmarkEnd w:id="90"/>
+    <w:bookmarkEnd w:id="93"/>
     <w:p>
       <w:pPr>
         <w:pStyle w:val="BodyText"/>
@@ -23392,7 +24162,7 @@
         <w:t xml:space="preserve">.</w:t>
       </w:r>
     </w:p>
-    <w:bookmarkStart w:id="92" w:name="rem-generalization-error"/>
+    <w:bookmarkStart w:id="95" w:name="rem-generalization-error"/>
     <w:p>
       <w:pPr>
         <w:pStyle w:val="BodyText"/>
@@ -23503,7 +24273,7 @@
       <w:r>
         <w:t xml:space="preserve"> </w:t>
       </w:r>
-      <w:hyperlink r:id="rId91">
+      <w:hyperlink r:id="rId94">
         <w:r>
           <w:rPr>
             <w:rStyle w:val="Hyperlink"/>
@@ -23568,7 +24338,7 @@
       <w:r>
         <w:t xml:space="preserve"> </w:t>
       </w:r>
-      <w:hyperlink r:id="rId27">
+      <w:hyperlink r:id="rId30">
         <w:r>
           <w:rPr>
             <w:rStyle w:val="Hyperlink"/>
@@ -23786,8 +24556,8 @@
         <w:t xml:space="preserve">into a squared bias, a variance and a noise variance.</w:t>
       </w:r>
     </w:p>
-    <w:bookmarkEnd w:id="92"/>
-    <w:bookmarkStart w:id="94" w:name="def-flexibility"/>
+    <w:bookmarkEnd w:id="95"/>
+    <w:bookmarkStart w:id="97" w:name="def-flexibility"/>
     <w:p>
       <w:pPr>
         <w:pStyle w:val="BodyText"/>
@@ -23797,7 +24567,7 @@
           <w:b/>
           <w:bCs/>
         </w:rPr>
-        <w:t xml:space="preserve">Definition 20 (Flexibility)</w:t>
+        <w:t xml:space="preserve">Definition 21 (Flexibility)</w:t>
       </w:r>
       <w:r>
         <w:t xml:space="preserve"> </w:t>
@@ -24061,7 +24831,7 @@
       <w:pPr>
         <w:pStyle w:val="BodyText"/>
       </w:pPr>
-      <w:bookmarkStart w:id="93" w:name="eq-flexibility"/>
+      <w:bookmarkStart w:id="96" w:name="eq-flexibility"/>
       <m:oMathPara>
         <m:oMathParaPr>
           <m:jc m:val="center"/>
@@ -24131,10 +24901,10 @@
           </m:r>
         </m:oMath>
       </m:oMathPara>
-      <w:bookmarkEnd w:id="93"/>
+      <w:bookmarkEnd w:id="96"/>
     </w:p>
-    <w:bookmarkEnd w:id="94"/>
-    <w:bookmarkStart w:id="95" w:name="rem-source-flexibility"/>
+    <w:bookmarkEnd w:id="97"/>
+    <w:bookmarkStart w:id="98" w:name="rem-source-flexibility"/>
     <w:p>
       <w:pPr>
         <w:pStyle w:val="FirstParagraph"/>
@@ -24159,8 +24929,8 @@
         <w:t xml:space="preserve">use flexibility without a formal definition.</w:t>
       </w:r>
     </w:p>
-    <w:bookmarkEnd w:id="95"/>
-    <w:bookmarkStart w:id="96" w:name="rem-flexibility"/>
+    <w:bookmarkEnd w:id="98"/>
+    <w:bookmarkStart w:id="99" w:name="rem-flexibility"/>
     <w:p>
       <w:pPr>
         <w:pStyle w:val="BodyText"/>
@@ -24341,7 +25111,7 @@
           <w:rPr>
             <w:rStyle w:val="Hyperlink"/>
           </w:rPr>
-          <w:t xml:space="preserve">Definition 20</w:t>
+          <w:t xml:space="preserve">Definition 21</w:t>
         </w:r>
       </w:hyperlink>
       <w:r>
@@ -24393,8 +25163,8 @@
         <w:t xml:space="preserve">.</w:t>
       </w:r>
     </w:p>
-    <w:bookmarkEnd w:id="96"/>
-    <w:bookmarkStart w:id="98" w:name="def-bias-variance-tradeoff"/>
+    <w:bookmarkEnd w:id="99"/>
+    <w:bookmarkStart w:id="101" w:name="def-bias-variance-tradeoff"/>
     <w:p>
       <w:pPr>
         <w:pStyle w:val="BodyText"/>
@@ -24404,7 +25174,7 @@
           <w:b/>
           <w:bCs/>
         </w:rPr>
-        <w:t xml:space="preserve">Definition 21 (Bias–variance trade-off)</w:t>
+        <w:t xml:space="preserve">Definition 22 (Bias–variance trade-off)</w:t>
       </w:r>
       <w:r>
         <w:t xml:space="preserve"> </w:t>
@@ -24690,7 +25460,7 @@
       <w:r>
         <w:t xml:space="preserve"> </w:t>
       </w:r>
-      <w:hyperlink r:id="rId85">
+      <w:hyperlink r:id="rId88">
         <w:r>
           <w:rPr>
             <w:rStyle w:val="Hyperlink"/>
@@ -24709,7 +25479,7 @@
       <w:pPr>
         <w:pStyle w:val="BodyText"/>
       </w:pPr>
-      <w:bookmarkStart w:id="97" w:name="eq-bias-variance-tradeoff"/>
+      <w:bookmarkStart w:id="100" w:name="eq-bias-variance-tradeoff"/>
       <m:oMathPara>
         <m:oMathParaPr>
           <m:jc m:val="center"/>
@@ -25206,7 +25976,7 @@
           </m:r>
         </m:oMath>
       </m:oMathPara>
-      <w:bookmarkEnd w:id="97"/>
+      <w:bookmarkEnd w:id="100"/>
     </w:p>
     <w:p>
       <w:pPr>
@@ -25225,8 +25995,8 @@
         <w:t xml:space="preserve">.</w:t>
       </w:r>
     </w:p>
-    <w:bookmarkEnd w:id="98"/>
-    <w:bookmarkStart w:id="99" w:name="rem-overfitting-tradeoff"/>
+    <w:bookmarkEnd w:id="101"/>
+    <w:bookmarkStart w:id="102" w:name="rem-overfitting-tradeoff"/>
     <w:p>
       <w:pPr>
         <w:pStyle w:val="BodyText"/>
@@ -25841,8 +26611,8 @@
         <w:t xml:space="preserve">but predict new observations worse.</w:t>
       </w:r>
     </w:p>
-    <w:bookmarkEnd w:id="99"/>
-    <w:bookmarkStart w:id="100" w:name="rem-overfitting-causes"/>
+    <w:bookmarkEnd w:id="102"/>
+    <w:bookmarkStart w:id="103" w:name="rem-overfitting-causes"/>
     <w:p>
       <w:pPr>
         <w:pStyle w:val="BodyText"/>
@@ -25960,8 +26730,8 @@
         <w:t xml:space="preserve">the degree-4 fit has five coefficients for those 20 cars.</w:t>
       </w:r>
     </w:p>
-    <w:bookmarkEnd w:id="100"/>
-    <w:bookmarkStart w:id="101" w:name="exr-held-out-unbiased"/>
+    <w:bookmarkEnd w:id="103"/>
+    <w:bookmarkStart w:id="104" w:name="exr-held-out-unbiased"/>
     <w:p>
       <w:pPr>
         <w:pStyle w:val="BodyText"/>
@@ -26315,7 +27085,7 @@
           <w:rPr>
             <w:rStyle w:val="Hyperlink"/>
           </w:rPr>
-          <w:t xml:space="preserve">Definition 8</w:t>
+          <w:t xml:space="preserve">Definition 9</w:t>
         </w:r>
       </w:hyperlink>
       <w:r>
@@ -26668,8 +27438,8 @@
         </m:oMath>
       </m:oMathPara>
     </w:p>
-    <w:bookmarkEnd w:id="101"/>
-    <w:bookmarkStart w:id="102" w:name="sol-held-out-unbiased"/>
+    <w:bookmarkEnd w:id="104"/>
+    <w:bookmarkStart w:id="105" w:name="sol-held-out-unbiased"/>
     <w:p>
       <w:pPr>
         <w:pStyle w:val="FirstParagraph"/>
@@ -27957,8 +28727,8 @@
         <w:t xml:space="preserve">.</w:t>
       </w:r>
     </w:p>
-    <w:bookmarkEnd w:id="102"/>
-    <w:bookmarkStart w:id="103" w:name="thm-held-out-unbiased"/>
+    <w:bookmarkEnd w:id="105"/>
+    <w:bookmarkStart w:id="106" w:name="thm-held-out-unbiased"/>
     <w:p>
       <w:pPr>
         <w:pStyle w:val="BodyText"/>
@@ -28658,7 +29428,7 @@
         </m:oMath>
       </m:oMathPara>
     </w:p>
-    <w:bookmarkEnd w:id="103"/>
+    <w:bookmarkEnd w:id="106"/>
     <w:p>
       <w:pPr>
         <w:pStyle w:val="FirstParagraph"/>
@@ -28691,7 +29461,7 @@
         <w:t xml:space="preserve">.</w:t>
       </w:r>
     </w:p>
-    <w:bookmarkStart w:id="104" w:name="rem-training-mse-optimistic"/>
+    <w:bookmarkStart w:id="107" w:name="rem-training-mse-optimistic"/>
     <w:p>
       <w:pPr>
         <w:pStyle w:val="BodyText"/>
@@ -29009,8 +29779,8 @@
         <w:t xml:space="preserve">while held-out RMSE does not.</w:t>
       </w:r>
     </w:p>
-    <w:bookmarkEnd w:id="104"/>
-    <w:bookmarkStart w:id="109" w:name="exm-train-test-error-simulated"/>
+    <w:bookmarkEnd w:id="107"/>
+    <w:bookmarkStart w:id="112" w:name="exm-train-test-error-simulated"/>
     <w:p>
       <w:pPr>
         <w:pStyle w:val="BodyText"/>
@@ -29020,7 +29790,7 @@
           <w:b/>
           <w:bCs/>
         </w:rPr>
-        <w:t xml:space="preserve">Example 5 (Training error and generalization error by degree)</w:t>
+        <w:t xml:space="preserve">Example 6 (Training error and generalization error by degree)</w:t>
       </w:r>
       <w:r>
         <w:t xml:space="preserve"> </w:t>
@@ -30374,7 +31144,7 @@
       <w:tr>
         <w:tc>
           <w:tcPr/>
-          <w:bookmarkStart w:id="108" w:name="fig-train-test-error"/>
+          <w:bookmarkStart w:id="111" w:name="fig-train-test-error"/>
           <w:p>
             <w:pPr>
               <w:pStyle w:val="SourceCode"/>
@@ -31089,18 +31859,18 @@
                 <wp:inline>
                   <wp:extent cx="4620126" cy="3696101"/>
                   <wp:effectExtent b="0" l="0" r="0" t="0"/>
-                  <wp:docPr descr="" title="" id="106" name="Picture"/>
+                  <wp:docPr descr="" title="" id="109" name="Picture"/>
                   <a:graphic>
                     <a:graphicData uri="http://schemas.openxmlformats.org/drawingml/2006/picture">
                       <pic:pic>
                         <pic:nvPicPr>
-                          <pic:cNvPr descr="model-validation_files/figure-docx/train-test-error-plot-1.png" id="107" name="Picture"/>
+                          <pic:cNvPr descr="model-validation_files/figure-docx/train-test-error-plot-1.png" id="110" name="Picture"/>
                           <pic:cNvPicPr>
                             <a:picLocks noChangeArrowheads="1" noChangeAspect="1"/>
                           </pic:cNvPicPr>
                         </pic:nvPicPr>
                         <pic:blipFill>
-                          <a:blip r:embed="rId105"/>
+                          <a:blip r:embed="rId108"/>
                           <a:stretch>
                             <a:fillRect/>
                           </a:stretch>
@@ -31232,7 +32002,7 @@
               <w:t xml:space="preserve">.</w:t>
             </w:r>
           </w:p>
-          <w:bookmarkEnd w:id="108"/>
+          <w:bookmarkEnd w:id="111"/>
         </w:tc>
       </w:tr>
     </w:tbl>
@@ -31738,9 +32508,9 @@
         <w:t xml:space="preserve">.</w:t>
       </w:r>
     </w:p>
-    <w:bookmarkEnd w:id="109"/>
-    <w:bookmarkEnd w:id="110"/>
-    <w:bookmarkStart w:id="157" w:name="sec-data-splits"/>
+    <w:bookmarkEnd w:id="112"/>
+    <w:bookmarkEnd w:id="113"/>
+    <w:bookmarkStart w:id="160" w:name="sec-data-splits"/>
     <w:p>
       <w:pPr>
         <w:pStyle w:val="Heading2"/>
@@ -31749,7 +32519,7 @@
         <w:t xml:space="preserve">5 Training, validation, and test sets</w:t>
       </w:r>
     </w:p>
-    <w:bookmarkStart w:id="111" w:name="exr-data-splits"/>
+    <w:bookmarkStart w:id="114" w:name="exr-data-splits"/>
     <w:p>
       <w:pPr>
         <w:pStyle w:val="FirstParagraph"/>
@@ -31882,8 +32652,8 @@
         <w:t xml:space="preserve">How many cars are in each set?</w:t>
       </w:r>
     </w:p>
-    <w:bookmarkEnd w:id="111"/>
-    <w:bookmarkStart w:id="112" w:name="sol-data-splits"/>
+    <w:bookmarkEnd w:id="114"/>
+    <w:bookmarkStart w:id="115" w:name="sol-data-splits"/>
     <w:p>
       <w:pPr>
         <w:pStyle w:val="BodyText"/>
@@ -32118,8 +32888,8 @@
         <w:t xml:space="preserve">test cars.</w:t>
       </w:r>
     </w:p>
-    <w:bookmarkEnd w:id="112"/>
-    <w:bookmarkStart w:id="114" w:name="def-data-splits"/>
+    <w:bookmarkEnd w:id="115"/>
+    <w:bookmarkStart w:id="117" w:name="def-data-splits"/>
     <w:p>
       <w:pPr>
         <w:pStyle w:val="BodyText"/>
@@ -32129,7 +32899,7 @@
           <w:b/>
           <w:bCs/>
         </w:rPr>
-        <w:t xml:space="preserve">Definition 22 (Training/validation/test split)</w:t>
+        <w:t xml:space="preserve">Definition 23 (Training/validation/test split)</w:t>
       </w:r>
       <w:r>
         <w:t xml:space="preserve"> </w:t>
@@ -32321,7 +33091,7 @@
       <w:pPr>
         <w:pStyle w:val="BodyText"/>
       </w:pPr>
-      <w:bookmarkStart w:id="113" w:name="eq-data-splits"/>
+      <w:bookmarkStart w:id="116" w:name="eq-data-splits"/>
       <m:oMathPara>
         <m:oMathParaPr>
           <m:jc m:val="center"/>
@@ -32775,7 +33545,7 @@
           </m:r>
         </m:oMath>
       </m:oMathPara>
-      <w:bookmarkEnd w:id="113"/>
+      <w:bookmarkEnd w:id="116"/>
     </w:p>
     <w:p>
       <w:pPr>
@@ -32794,8 +33564,8 @@
         <w:t xml:space="preserve">.</w:t>
       </w:r>
     </w:p>
-    <w:bookmarkEnd w:id="114"/>
-    <w:bookmarkStart w:id="115" w:name="exm-data-splits-sizes"/>
+    <w:bookmarkEnd w:id="117"/>
+    <w:bookmarkStart w:id="118" w:name="exm-data-splits-sizes"/>
     <w:p>
       <w:pPr>
         <w:pStyle w:val="BodyText"/>
@@ -32805,7 +33575,7 @@
           <w:b/>
           <w:bCs/>
         </w:rPr>
-        <w:t xml:space="preserve">Example 6 (Split sizes for 32 cars)</w:t>
+        <w:t xml:space="preserve">Example 7 (Split sizes for 32 cars)</w:t>
       </w:r>
       <w:r>
         <w:t xml:space="preserve"> </w:t>
@@ -32869,8 +33639,8 @@
         <w:t xml:space="preserve">and the 7 test cars are used only once, after the model is chosen.</w:t>
       </w:r>
     </w:p>
-    <w:bookmarkEnd w:id="115"/>
-    <w:bookmarkStart w:id="117" w:name="def-tuning-parameter"/>
+    <w:bookmarkEnd w:id="118"/>
+    <w:bookmarkStart w:id="120" w:name="def-tuning-parameter"/>
     <w:p>
       <w:pPr>
         <w:pStyle w:val="BodyText"/>
@@ -32880,7 +33650,7 @@
           <w:b/>
           <w:bCs/>
         </w:rPr>
-        <w:t xml:space="preserve">Definition 23 (Tuning parameter)</w:t>
+        <w:t xml:space="preserve">Definition 24 (Tuning parameter)</w:t>
       </w:r>
       <w:r>
         <w:t xml:space="preserve"> </w:t>
@@ -32960,7 +33730,7 @@
       <w:pPr>
         <w:pStyle w:val="BodyText"/>
       </w:pPr>
-      <w:bookmarkStart w:id="116" w:name="eq-tuning-parameter"/>
+      <w:bookmarkStart w:id="119" w:name="eq-tuning-parameter"/>
       <m:oMathPara>
         <m:oMathParaPr>
           <m:jc m:val="center"/>
@@ -33080,10 +33850,10 @@
           </m:r>
         </m:oMath>
       </m:oMathPara>
-      <w:bookmarkEnd w:id="116"/>
+      <w:bookmarkEnd w:id="119"/>
     </w:p>
-    <w:bookmarkEnd w:id="117"/>
-    <w:bookmarkStart w:id="118" w:name="exm-tuning-parameter"/>
+    <w:bookmarkEnd w:id="120"/>
+    <w:bookmarkStart w:id="121" w:name="exm-tuning-parameter"/>
     <w:p>
       <w:pPr>
         <w:pStyle w:val="FirstParagraph"/>
@@ -33093,7 +33863,7 @@
           <w:b/>
           <w:bCs/>
         </w:rPr>
-        <w:t xml:space="preserve">Example 7 (Polynomial degree)</w:t>
+        <w:t xml:space="preserve">Example 8 (Polynomial degree)</w:t>
       </w:r>
       <w:r>
         <w:t xml:space="preserve"> </w:t>
@@ -33268,8 +34038,8 @@
         <w:t xml:space="preserve">.</w:t>
       </w:r>
     </w:p>
-    <w:bookmarkEnd w:id="118"/>
-    <w:bookmarkStart w:id="120" w:name="def-validation-set"/>
+    <w:bookmarkEnd w:id="121"/>
+    <w:bookmarkStart w:id="123" w:name="def-validation-set"/>
     <w:p>
       <w:pPr>
         <w:pStyle w:val="BodyText"/>
@@ -33279,7 +34049,7 @@
           <w:b/>
           <w:bCs/>
         </w:rPr>
-        <w:t xml:space="preserve">Definition 24 (Validation set)</w:t>
+        <w:t xml:space="preserve">Definition 25 (Validation set)</w:t>
       </w:r>
       <w:r>
         <w:t xml:space="preserve"> </w:t>
@@ -33389,7 +34159,7 @@
       <w:pPr>
         <w:pStyle w:val="BodyText"/>
       </w:pPr>
-      <w:bookmarkStart w:id="119" w:name="eq-validation-set"/>
+      <w:bookmarkStart w:id="122" w:name="eq-validation-set"/>
       <m:oMathPara>
         <m:oMathParaPr>
           <m:jc m:val="center"/>
@@ -33510,10 +34280,10 @@
           </m:r>
         </m:oMath>
       </m:oMathPara>
-      <w:bookmarkEnd w:id="119"/>
+      <w:bookmarkEnd w:id="122"/>
     </w:p>
-    <w:bookmarkEnd w:id="120"/>
-    <w:bookmarkStart w:id="122" w:name="def-validation-error"/>
+    <w:bookmarkEnd w:id="123"/>
+    <w:bookmarkStart w:id="125" w:name="def-validation-error"/>
     <w:p>
       <w:pPr>
         <w:pStyle w:val="FirstParagraph"/>
@@ -33523,7 +34293,7 @@
           <w:b/>
           <w:bCs/>
         </w:rPr>
-        <w:t xml:space="preserve">Definition 25 (Validation error)</w:t>
+        <w:t xml:space="preserve">Definition 26 (Validation error)</w:t>
       </w:r>
       <w:r>
         <w:t xml:space="preserve"> </w:t>
@@ -33698,7 +34468,7 @@
       <w:pPr>
         <w:pStyle w:val="BodyText"/>
       </w:pPr>
-      <w:bookmarkStart w:id="121" w:name="eq-validation-error"/>
+      <w:bookmarkStart w:id="124" w:name="eq-validation-error"/>
       <m:oMathPara>
         <m:oMathParaPr>
           <m:jc m:val="center"/>
@@ -33873,10 +34643,10 @@
           </m:r>
         </m:oMath>
       </m:oMathPara>
-      <w:bookmarkEnd w:id="121"/>
+      <w:bookmarkEnd w:id="124"/>
     </w:p>
-    <w:bookmarkEnd w:id="122"/>
-    <w:bookmarkStart w:id="124" w:name="def-validation-choice"/>
+    <w:bookmarkEnd w:id="125"/>
+    <w:bookmarkStart w:id="127" w:name="def-validation-choice"/>
     <w:p>
       <w:pPr>
         <w:pStyle w:val="FirstParagraph"/>
@@ -33886,7 +34656,7 @@
           <w:b/>
           <w:bCs/>
         </w:rPr>
-        <w:t xml:space="preserve">Definition 26 (Validation choice)</w:t>
+        <w:t xml:space="preserve">Definition 27 (Validation choice)</w:t>
       </w:r>
       <w:r>
         <w:t xml:space="preserve"> </w:t>
@@ -34065,7 +34835,7 @@
       <w:pPr>
         <w:pStyle w:val="BodyText"/>
       </w:pPr>
-      <w:bookmarkStart w:id="123" w:name="eq-validation-choice"/>
+      <w:bookmarkStart w:id="126" w:name="eq-validation-choice"/>
       <m:oMathPara>
         <m:oMathParaPr>
           <m:jc m:val="center"/>
@@ -34336,10 +35106,10 @@
           </m:r>
         </m:oMath>
       </m:oMathPara>
-      <w:bookmarkEnd w:id="123"/>
+      <w:bookmarkEnd w:id="126"/>
     </w:p>
-    <w:bookmarkEnd w:id="124"/>
-    <w:bookmarkStart w:id="126" w:name="def-test-set"/>
+    <w:bookmarkEnd w:id="127"/>
+    <w:bookmarkStart w:id="129" w:name="def-test-set"/>
     <w:p>
       <w:pPr>
         <w:pStyle w:val="FirstParagraph"/>
@@ -34349,7 +35119,7 @@
           <w:b/>
           <w:bCs/>
         </w:rPr>
-        <w:t xml:space="preserve">Definition 27 (Test set)</w:t>
+        <w:t xml:space="preserve">Definition 28 (Test set)</w:t>
       </w:r>
       <w:r>
         <w:t xml:space="preserve"> </w:t>
@@ -34483,7 +35253,7 @@
       <w:pPr>
         <w:pStyle w:val="BodyText"/>
       </w:pPr>
-      <w:bookmarkStart w:id="125" w:name="eq-test-set"/>
+      <w:bookmarkStart w:id="128" w:name="eq-test-set"/>
       <m:oMathPara>
         <m:oMathParaPr>
           <m:jc m:val="center"/>
@@ -34604,10 +35374,10 @@
           </m:r>
         </m:oMath>
       </m:oMathPara>
-      <w:bookmarkEnd w:id="125"/>
+      <w:bookmarkEnd w:id="128"/>
     </w:p>
-    <w:bookmarkEnd w:id="126"/>
-    <w:bookmarkStart w:id="128" w:name="def-test-error"/>
+    <w:bookmarkEnd w:id="129"/>
+    <w:bookmarkStart w:id="131" w:name="def-test-error"/>
     <w:p>
       <w:pPr>
         <w:pStyle w:val="FirstParagraph"/>
@@ -34617,7 +35387,7 @@
           <w:b/>
           <w:bCs/>
         </w:rPr>
-        <w:t xml:space="preserve">Definition 28 (Test error)</w:t>
+        <w:t xml:space="preserve">Definition 29 (Test error)</w:t>
       </w:r>
       <w:r>
         <w:t xml:space="preserve"> </w:t>
@@ -34792,7 +35562,7 @@
       <w:pPr>
         <w:pStyle w:val="BodyText"/>
       </w:pPr>
-      <w:bookmarkStart w:id="127" w:name="eq-test-error"/>
+      <w:bookmarkStart w:id="130" w:name="eq-test-error"/>
       <m:oMathPara>
         <m:oMathParaPr>
           <m:jc m:val="center"/>
@@ -34967,10 +35737,10 @@
           </m:r>
         </m:oMath>
       </m:oMathPara>
-      <w:bookmarkEnd w:id="127"/>
+      <w:bookmarkEnd w:id="130"/>
     </w:p>
-    <w:bookmarkEnd w:id="128"/>
-    <w:bookmarkStart w:id="132" w:name="rem-data-splits"/>
+    <w:bookmarkEnd w:id="131"/>
+    <w:bookmarkStart w:id="135" w:name="rem-data-splits"/>
     <w:p>
       <w:pPr>
         <w:pStyle w:val="FirstParagraph"/>
@@ -35145,7 +35915,7 @@
       <w:r>
         <w:t xml:space="preserve"> </w:t>
       </w:r>
-      <w:hyperlink r:id="rId129">
+      <w:hyperlink r:id="rId132">
         <w:r>
           <w:rPr>
             <w:rStyle w:val="Hyperlink"/>
@@ -35165,7 +35935,7 @@
       <w:r>
         <w:t xml:space="preserve"> </w:t>
       </w:r>
-      <w:hyperlink r:id="rId130">
+      <w:hyperlink r:id="rId133">
         <w:r>
           <w:rPr>
             <w:rStyle w:val="Hyperlink"/>
@@ -35185,7 +35955,7 @@
       <w:r>
         <w:t xml:space="preserve"> </w:t>
       </w:r>
-      <w:hyperlink r:id="rId131">
+      <w:hyperlink r:id="rId134">
         <w:r>
           <w:rPr>
             <w:rStyle w:val="Hyperlink"/>
@@ -35203,8 +35973,8 @@
         <w:t xml:space="preserve">They use a different symbol for the training set and a parenthesized observation index, but the same three-way split.</w:t>
       </w:r>
     </w:p>
-    <w:bookmarkEnd w:id="132"/>
-    <w:bookmarkStart w:id="133" w:name="rem-validation-test-error"/>
+    <w:bookmarkEnd w:id="135"/>
+    <w:bookmarkStart w:id="136" w:name="rem-validation-test-error"/>
     <w:p>
       <w:pPr>
         <w:pStyle w:val="BodyText"/>
@@ -35428,8 +36198,8 @@
         <w:t xml:space="preserve">under absolute-error loss, they are mean absolute errors.</w:t>
       </w:r>
     </w:p>
-    <w:bookmarkEnd w:id="133"/>
-    <w:bookmarkStart w:id="156" w:name="exm-train-validation-test-split"/>
+    <w:bookmarkEnd w:id="136"/>
+    <w:bookmarkStart w:id="159" w:name="exm-train-validation-test-split"/>
     <w:p>
       <w:pPr>
         <w:pStyle w:val="BodyText"/>
@@ -35439,7 +36209,7 @@
           <w:b/>
           <w:bCs/>
         </w:rPr>
-        <w:t xml:space="preserve">Example 8 (Numerical example)</w:t>
+        <w:t xml:space="preserve">Example 9 (Numerical example)</w:t>
       </w:r>
       <w:r>
         <w:t xml:space="preserve"> </w:t>
@@ -35452,7 +36222,7 @@
           <w:rPr>
             <w:rStyle w:val="Hyperlink"/>
           </w:rPr>
-          <w:t xml:space="preserve">Example 8</w:t>
+          <w:t xml:space="preserve">Example 9</w:t>
         </w:r>
       </w:hyperlink>
       <w:r>
@@ -35663,7 +36433,7 @@
       <w:tr>
         <w:tc>
           <w:tcPr/>
-          <w:bookmarkStart w:id="134" w:name="tbl-train-validation-test-split-sizes"/>
+          <w:bookmarkStart w:id="137" w:name="tbl-train-validation-test-split-sizes"/>
           <w:p>
             <w:pPr>
               <w:jc w:val="center"/>
@@ -36295,7 +37065,7 @@
               <w:t xml:space="preserve">#&gt; 3 test           7</w:t>
             </w:r>
           </w:p>
-          <w:bookmarkEnd w:id="134"/>
+          <w:bookmarkEnd w:id="137"/>
         </w:tc>
       </w:tr>
     </w:tbl>
@@ -40153,7 +40923,7 @@
       <w:tr>
         <w:tc>
           <w:tcPr/>
-          <w:bookmarkStart w:id="138" w:name="fig-linear-model-superimposed"/>
+          <w:bookmarkStart w:id="141" w:name="fig-linear-model-superimposed"/>
           <w:p>
             <w:pPr>
               <w:pStyle w:val="SourceCode"/>
@@ -40193,18 +40963,18 @@
                 <wp:inline>
                   <wp:extent cx="4620126" cy="3696101"/>
                   <wp:effectExtent b="0" l="0" r="0" t="0"/>
-                  <wp:docPr descr="" title="" id="136" name="Picture"/>
+                  <wp:docPr descr="" title="" id="139" name="Picture"/>
                   <a:graphic>
                     <a:graphicData uri="http://schemas.openxmlformats.org/drawingml/2006/picture">
                       <pic:pic>
                         <pic:nvPicPr>
-                          <pic:cNvPr descr="model-validation_files/figure-docx/unnamed-chunk-3-1.png" id="137" name="Picture"/>
+                          <pic:cNvPr descr="model-validation_files/figure-docx/unnamed-chunk-3-1.png" id="140" name="Picture"/>
                           <pic:cNvPicPr>
                             <a:picLocks noChangeArrowheads="1" noChangeAspect="1"/>
                           </pic:cNvPicPr>
                         </pic:nvPicPr>
                         <pic:blipFill>
-                          <a:blip r:embed="rId135"/>
+                          <a:blip r:embed="rId138"/>
                           <a:stretch>
                             <a:fillRect/>
                           </a:stretch>
@@ -40244,7 +41014,7 @@
               <w:t xml:space="preserve">Figure 2: Linear model fit superimposed on data partitions</w:t>
             </w:r>
           </w:p>
-          <w:bookmarkEnd w:id="138"/>
+          <w:bookmarkEnd w:id="141"/>
         </w:tc>
       </w:tr>
     </w:tbl>
@@ -40269,7 +41039,7 @@
       <w:tr>
         <w:tc>
           <w:tcPr/>
-          <w:bookmarkStart w:id="142" w:name="fig-quadratic-model-superimposed"/>
+          <w:bookmarkStart w:id="145" w:name="fig-quadratic-model-superimposed"/>
           <w:p>
             <w:pPr>
               <w:pStyle w:val="SourceCode"/>
@@ -40309,18 +41079,18 @@
                 <wp:inline>
                   <wp:extent cx="4620126" cy="3696101"/>
                   <wp:effectExtent b="0" l="0" r="0" t="0"/>
-                  <wp:docPr descr="" title="" id="140" name="Picture"/>
+                  <wp:docPr descr="" title="" id="143" name="Picture"/>
                   <a:graphic>
                     <a:graphicData uri="http://schemas.openxmlformats.org/drawingml/2006/picture">
                       <pic:pic>
                         <pic:nvPicPr>
-                          <pic:cNvPr descr="model-validation_files/figure-docx/unnamed-chunk-4-1.png" id="141" name="Picture"/>
+                          <pic:cNvPr descr="model-validation_files/figure-docx/unnamed-chunk-4-1.png" id="144" name="Picture"/>
                           <pic:cNvPicPr>
                             <a:picLocks noChangeArrowheads="1" noChangeAspect="1"/>
                           </pic:cNvPicPr>
                         </pic:nvPicPr>
                         <pic:blipFill>
-                          <a:blip r:embed="rId139"/>
+                          <a:blip r:embed="rId142"/>
                           <a:stretch>
                             <a:fillRect/>
                           </a:stretch>
@@ -40360,7 +41130,7 @@
               <w:t xml:space="preserve">Figure 3: Quadratic model fit superimposed on data partitions</w:t>
             </w:r>
           </w:p>
-          <w:bookmarkEnd w:id="142"/>
+          <w:bookmarkEnd w:id="145"/>
         </w:tc>
       </w:tr>
     </w:tbl>
@@ -40385,7 +41155,7 @@
       <w:tr>
         <w:tc>
           <w:tcPr/>
-          <w:bookmarkStart w:id="146" w:name="fig-cubic-model-superimposed"/>
+          <w:bookmarkStart w:id="149" w:name="fig-cubic-model-superimposed"/>
           <w:p>
             <w:pPr>
               <w:pStyle w:val="SourceCode"/>
@@ -40425,18 +41195,18 @@
                 <wp:inline>
                   <wp:extent cx="4620126" cy="3696101"/>
                   <wp:effectExtent b="0" l="0" r="0" t="0"/>
-                  <wp:docPr descr="" title="" id="144" name="Picture"/>
+                  <wp:docPr descr="" title="" id="147" name="Picture"/>
                   <a:graphic>
                     <a:graphicData uri="http://schemas.openxmlformats.org/drawingml/2006/picture">
                       <pic:pic>
                         <pic:nvPicPr>
-                          <pic:cNvPr descr="model-validation_files/figure-docx/unnamed-chunk-5-1.png" id="145" name="Picture"/>
+                          <pic:cNvPr descr="model-validation_files/figure-docx/unnamed-chunk-5-1.png" id="148" name="Picture"/>
                           <pic:cNvPicPr>
                             <a:picLocks noChangeArrowheads="1" noChangeAspect="1"/>
                           </pic:cNvPicPr>
                         </pic:nvPicPr>
                         <pic:blipFill>
-                          <a:blip r:embed="rId143"/>
+                          <a:blip r:embed="rId146"/>
                           <a:stretch>
                             <a:fillRect/>
                           </a:stretch>
@@ -40476,7 +41246,7 @@
               <w:t xml:space="preserve">Figure 4: Cubic model fit superimposed on data partitions</w:t>
             </w:r>
           </w:p>
-          <w:bookmarkEnd w:id="146"/>
+          <w:bookmarkEnd w:id="149"/>
         </w:tc>
       </w:tr>
     </w:tbl>
@@ -40501,7 +41271,7 @@
       <w:tr>
         <w:tc>
           <w:tcPr/>
-          <w:bookmarkStart w:id="150" w:name="fig-quartic-model-superimposed"/>
+          <w:bookmarkStart w:id="153" w:name="fig-quartic-model-superimposed"/>
           <w:p>
             <w:pPr>
               <w:pStyle w:val="SourceCode"/>
@@ -40541,18 +41311,18 @@
                 <wp:inline>
                   <wp:extent cx="4620126" cy="3696101"/>
                   <wp:effectExtent b="0" l="0" r="0" t="0"/>
-                  <wp:docPr descr="" title="" id="148" name="Picture"/>
+                  <wp:docPr descr="" title="" id="151" name="Picture"/>
                   <a:graphic>
                     <a:graphicData uri="http://schemas.openxmlformats.org/drawingml/2006/picture">
                       <pic:pic>
                         <pic:nvPicPr>
-                          <pic:cNvPr descr="model-validation_files/figure-docx/unnamed-chunk-6-1.png" id="149" name="Picture"/>
+                          <pic:cNvPr descr="model-validation_files/figure-docx/unnamed-chunk-6-1.png" id="152" name="Picture"/>
                           <pic:cNvPicPr>
                             <a:picLocks noChangeArrowheads="1" noChangeAspect="1"/>
                           </pic:cNvPicPr>
                         </pic:nvPicPr>
                         <pic:blipFill>
-                          <a:blip r:embed="rId147"/>
+                          <a:blip r:embed="rId150"/>
                           <a:stretch>
                             <a:fillRect/>
                           </a:stretch>
@@ -40592,7 +41362,7 @@
               <w:t xml:space="preserve">Figure 5: Quartic model fit superimposed on data partitions</w:t>
             </w:r>
           </w:p>
-          <w:bookmarkEnd w:id="150"/>
+          <w:bookmarkEnd w:id="153"/>
         </w:tc>
       </w:tr>
     </w:tbl>
@@ -40617,7 +41387,7 @@
       <w:tr>
         <w:tc>
           <w:tcPr/>
-          <w:bookmarkStart w:id="151" w:name="tbl-train-validation-results"/>
+          <w:bookmarkStart w:id="154" w:name="tbl-train-validation-results"/>
           <w:p>
             <w:pPr>
               <w:jc w:val="center"/>
@@ -40706,7 +41476,7 @@
               <w:t xml:space="preserve">#&gt; 4 quartic            1.90            3.97</w:t>
             </w:r>
           </w:p>
-          <w:bookmarkEnd w:id="151"/>
+          <w:bookmarkEnd w:id="154"/>
         </w:tc>
       </w:tr>
     </w:tbl>
@@ -40775,7 +41545,7 @@
       <w:tr>
         <w:tc>
           <w:tcPr/>
-          <w:bookmarkStart w:id="152" w:name="tbl-train-validation-test-rmse"/>
+          <w:bookmarkStart w:id="155" w:name="tbl-train-validation-test-rmse"/>
           <w:p>
             <w:pPr>
               <w:jc w:val="center"/>
@@ -40852,7 +41622,7 @@
               <w:t xml:space="preserve">#&gt; 2 test       linear  2.44</w:t>
             </w:r>
           </w:p>
-          <w:bookmarkEnd w:id="152"/>
+          <w:bookmarkEnd w:id="155"/>
         </w:tc>
       </w:tr>
     </w:tbl>
@@ -40905,18 +41675,18 @@
                 <wp:inline>
                   <wp:extent cx="152400" cy="152400"/>
                   <wp:effectExtent b="0" l="0" r="0" t="0"/>
-                  <wp:docPr descr="" title="" id="154" name="Picture"/>
+                  <wp:docPr descr="" title="" id="157" name="Picture"/>
                   <a:graphic>
                     <a:graphicData uri="http://schemas.openxmlformats.org/drawingml/2006/picture">
                       <pic:pic>
                         <pic:nvPicPr>
-                          <pic:cNvPr descr="/opt/quarto/share/formats/docx/note.png" id="155" name="Picture"/>
+                          <pic:cNvPr descr="/opt/quarto/share/formats/docx/note.png" id="158" name="Picture"/>
                           <pic:cNvPicPr>
                             <a:picLocks noChangeArrowheads="1" noChangeAspect="1"/>
                           </pic:cNvPicPr>
                         </pic:nvPicPr>
                         <pic:blipFill>
-                          <a:blip r:embed="rId153"/>
+                          <a:blip r:embed="rId156"/>
                           <a:stretch>
                             <a:fillRect/>
                           </a:stretch>
@@ -40989,9 +41759,9 @@
         </w:tc>
       </w:tr>
     </w:tbl>
-    <w:bookmarkEnd w:id="156"/>
-    <w:bookmarkEnd w:id="157"/>
-    <w:bookmarkStart w:id="193" w:name="sec-kfold"/>
+    <w:bookmarkEnd w:id="159"/>
+    <w:bookmarkEnd w:id="160"/>
+    <w:bookmarkStart w:id="196" w:name="sec-kfold"/>
     <w:p>
       <w:pPr>
         <w:pStyle w:val="Heading2"/>
@@ -41011,7 +41781,7 @@
         <w:t xml:space="preserve">-fold cross-validation</w:t>
       </w:r>
     </w:p>
-    <w:bookmarkStart w:id="158" w:name="exr-kfold"/>
+    <w:bookmarkStart w:id="161" w:name="exr-kfold"/>
     <w:p>
       <w:pPr>
         <w:pStyle w:val="FirstParagraph"/>
@@ -41162,8 +41932,8 @@
         <w:t xml:space="preserve">How many times is a given car used for fitting, and how many times for prediction?</w:t>
       </w:r>
     </w:p>
-    <w:bookmarkEnd w:id="158"/>
-    <w:bookmarkStart w:id="159" w:name="sol-kfold"/>
+    <w:bookmarkEnd w:id="161"/>
+    <w:bookmarkStart w:id="162" w:name="sol-kfold"/>
     <w:p>
       <w:pPr>
         <w:pStyle w:val="FirstParagraph"/>
@@ -41337,8 +42107,8 @@
         <w:t xml:space="preserve">fits.</w:t>
       </w:r>
     </w:p>
-    <w:bookmarkEnd w:id="159"/>
-    <w:bookmarkStart w:id="161" w:name="def-folds"/>
+    <w:bookmarkEnd w:id="162"/>
+    <w:bookmarkStart w:id="164" w:name="def-folds"/>
     <w:p>
       <w:pPr>
         <w:pStyle w:val="FirstParagraph"/>
@@ -41348,7 +42118,7 @@
           <w:b/>
           <w:bCs/>
         </w:rPr>
-        <w:t xml:space="preserve">Definition 29 (Folds)</w:t>
+        <w:t xml:space="preserve">Definition 30 (Folds)</w:t>
       </w:r>
       <w:r>
         <w:t xml:space="preserve"> </w:t>
@@ -41527,7 +42297,7 @@
       <w:pPr>
         <w:pStyle w:val="BodyText"/>
       </w:pPr>
-      <w:bookmarkStart w:id="160" w:name="eq-folds"/>
+      <w:bookmarkStart w:id="163" w:name="eq-folds"/>
       <m:oMathPara>
         <m:oMathParaPr>
           <m:jc m:val="center"/>
@@ -41618,10 +42388,10 @@
           </m:r>
         </m:oMath>
       </m:oMathPara>
-      <w:bookmarkEnd w:id="160"/>
+      <w:bookmarkEnd w:id="163"/>
     </w:p>
-    <w:bookmarkEnd w:id="161"/>
-    <w:bookmarkStart w:id="162" w:name="rem-source-folds"/>
+    <w:bookmarkEnd w:id="164"/>
+    <w:bookmarkStart w:id="165" w:name="rem-source-folds"/>
     <w:p>
       <w:pPr>
         <w:pStyle w:val="FirstParagraph"/>
@@ -41675,8 +42445,8 @@
         <w:t xml:space="preserve">roughly equal-sized parts.</w:t>
       </w:r>
     </w:p>
-    <w:bookmarkEnd w:id="162"/>
-    <w:bookmarkStart w:id="164" w:name="def-fold-size"/>
+    <w:bookmarkEnd w:id="165"/>
+    <w:bookmarkStart w:id="167" w:name="def-fold-size"/>
     <w:p>
       <w:pPr>
         <w:pStyle w:val="BodyText"/>
@@ -41686,7 +42456,7 @@
           <w:b/>
           <w:bCs/>
         </w:rPr>
-        <w:t xml:space="preserve">Definition 30 (Fold size)</w:t>
+        <w:t xml:space="preserve">Definition 31 (Fold size)</w:t>
       </w:r>
       <w:r>
         <w:t xml:space="preserve"> </w:t>
@@ -41770,7 +42540,7 @@
       <w:pPr>
         <w:pStyle w:val="BodyText"/>
       </w:pPr>
-      <w:bookmarkStart w:id="163" w:name="eq-fold-size"/>
+      <w:bookmarkStart w:id="166" w:name="eq-fold-size"/>
       <m:oMathPara>
         <m:oMathParaPr>
           <m:jc m:val="center"/>
@@ -41865,10 +42635,10 @@
           </m:r>
         </m:oMath>
       </m:oMathPara>
-      <w:bookmarkEnd w:id="163"/>
+      <w:bookmarkEnd w:id="166"/>
     </w:p>
-    <w:bookmarkEnd w:id="164"/>
-    <w:bookmarkStart w:id="166" w:name="def-fold-assignment"/>
+    <w:bookmarkEnd w:id="167"/>
+    <w:bookmarkStart w:id="169" w:name="def-fold-assignment"/>
     <w:p>
       <w:pPr>
         <w:pStyle w:val="FirstParagraph"/>
@@ -41878,7 +42648,7 @@
           <w:b/>
           <w:bCs/>
         </w:rPr>
-        <w:t xml:space="preserve">Definition 31 (Fold assignment)</w:t>
+        <w:t xml:space="preserve">Definition 32 (Fold assignment)</w:t>
       </w:r>
       <w:r>
         <w:t xml:space="preserve"> </w:t>
@@ -42023,7 +42793,7 @@
       <w:pPr>
         <w:pStyle w:val="BodyText"/>
       </w:pPr>
-      <w:bookmarkStart w:id="165" w:name="eq-fold-assignment"/>
+      <w:bookmarkStart w:id="168" w:name="eq-fold-assignment"/>
       <m:oMathPara>
         <m:oMathParaPr>
           <m:jc m:val="center"/>
@@ -42099,10 +42869,10 @@
           </m:r>
         </m:oMath>
       </m:oMathPara>
-      <w:bookmarkEnd w:id="165"/>
+      <w:bookmarkEnd w:id="168"/>
     </w:p>
-    <w:bookmarkEnd w:id="166"/>
-    <w:bookmarkStart w:id="167" w:name="rem-source-fold-assignment"/>
+    <w:bookmarkEnd w:id="169"/>
+    <w:bookmarkStart w:id="170" w:name="rem-source-fold-assignment"/>
     <w:p>
       <w:pPr>
         <w:pStyle w:val="FirstParagraph"/>
@@ -42163,8 +42933,8 @@
         <w:t xml:space="preserve">.</w:t>
       </w:r>
     </w:p>
-    <w:bookmarkEnd w:id="167"/>
-    <w:bookmarkStart w:id="169" w:name="def-fold-out-rule"/>
+    <w:bookmarkEnd w:id="170"/>
+    <w:bookmarkStart w:id="172" w:name="def-fold-out-rule"/>
     <w:p>
       <w:pPr>
         <w:pStyle w:val="BodyText"/>
@@ -42174,7 +42944,7 @@
           <w:b/>
           <w:bCs/>
         </w:rPr>
-        <w:t xml:space="preserve">Definition 32 (Fold-out rule)</w:t>
+        <w:t xml:space="preserve">Definition 33 (Fold-out rule)</w:t>
       </w:r>
       <w:r>
         <w:t xml:space="preserve"> </w:t>
@@ -42356,7 +43126,7 @@
       <w:pPr>
         <w:pStyle w:val="BodyText"/>
       </w:pPr>
-      <w:bookmarkStart w:id="168" w:name="eq-fold-out-rule"/>
+      <w:bookmarkStart w:id="171" w:name="eq-fold-out-rule"/>
       <m:oMathPara>
         <m:oMathParaPr>
           <m:jc m:val="center"/>
@@ -42589,10 +43359,10 @@
           </m:r>
         </m:oMath>
       </m:oMathPara>
-      <w:bookmarkEnd w:id="168"/>
+      <w:bookmarkEnd w:id="171"/>
     </w:p>
-    <w:bookmarkEnd w:id="169"/>
-    <w:bookmarkStart w:id="170" w:name="rem-source-fold-out-rule"/>
+    <w:bookmarkEnd w:id="172"/>
+    <w:bookmarkStart w:id="173" w:name="rem-source-fold-out-rule"/>
     <w:p>
       <w:pPr>
         <w:pStyle w:val="FirstParagraph"/>
@@ -42664,8 +43434,8 @@
         <w:t xml:space="preserve">.</w:t>
       </w:r>
     </w:p>
-    <w:bookmarkEnd w:id="170"/>
-    <w:bookmarkStart w:id="171" w:name="def-kfold"/>
+    <w:bookmarkEnd w:id="173"/>
+    <w:bookmarkStart w:id="174" w:name="def-kfold"/>
     <w:p>
       <w:pPr>
         <w:pStyle w:val="BodyText"/>
@@ -42675,7 +43445,7 @@
           <w:b/>
           <w:bCs/>
         </w:rPr>
-        <w:t xml:space="preserve">Definition 33 (</w:t>
+        <w:t xml:space="preserve">Definition 34 (</w:t>
       </w:r>
       <m:oMath>
         <m:r>
@@ -43012,8 +43782,8 @@
         <w:t xml:space="preserve">Compute a summary prediction-error measure across all folds.</w:t>
       </w:r>
     </w:p>
-    <w:bookmarkEnd w:id="171"/>
-    <w:bookmarkStart w:id="172" w:name="rem-kfold-vs-validation-set"/>
+    <w:bookmarkEnd w:id="174"/>
+    <w:bookmarkStart w:id="175" w:name="rem-kfold-vs-validation-set"/>
     <w:p>
       <w:pPr>
         <w:pStyle w:val="FirstParagraph"/>
@@ -43056,7 +43826,7 @@
           <w:rPr>
             <w:rStyle w:val="Hyperlink"/>
           </w:rPr>
-          <w:t xml:space="preserve">Definition 22</w:t>
+          <w:t xml:space="preserve">Definition 23</w:t>
         </w:r>
       </w:hyperlink>
       <w:r>
@@ -43115,8 +43885,8 @@
         <w:t xml:space="preserve">give 4 fits on 24 cars each.</w:t>
       </w:r>
     </w:p>
-    <w:bookmarkEnd w:id="172"/>
-    <w:bookmarkStart w:id="174" w:name="def-cv-estimate"/>
+    <w:bookmarkEnd w:id="175"/>
+    <w:bookmarkStart w:id="177" w:name="def-cv-estimate"/>
     <w:p>
       <w:pPr>
         <w:pStyle w:val="BodyText"/>
@@ -43126,7 +43896,7 @@
           <w:b/>
           <w:bCs/>
         </w:rPr>
-        <w:t xml:space="preserve">Definition 34 (Cross-validation estimate)</w:t>
+        <w:t xml:space="preserve">Definition 35 (Cross-validation estimate)</w:t>
       </w:r>
       <w:r>
         <w:t xml:space="preserve"> </w:t>
@@ -43204,7 +43974,7 @@
       <w:r>
         <w:t xml:space="preserve"> </w:t>
       </w:r>
-      <w:hyperlink r:id="rId38">
+      <w:hyperlink r:id="rId41">
         <w:r>
           <w:rPr>
             <w:rStyle w:val="Hyperlink"/>
@@ -43332,7 +44102,7 @@
       <w:pPr>
         <w:pStyle w:val="BodyText"/>
       </w:pPr>
-      <w:bookmarkStart w:id="173" w:name="eq-cv-estimate"/>
+      <w:bookmarkStart w:id="176" w:name="eq-cv-estimate"/>
       <m:oMathPara>
         <m:oMathParaPr>
           <m:jc m:val="center"/>
@@ -43595,10 +44365,10 @@
           </m:r>
         </m:oMath>
       </m:oMathPara>
-      <w:bookmarkEnd w:id="173"/>
+      <w:bookmarkEnd w:id="176"/>
     </w:p>
-    <w:bookmarkEnd w:id="174"/>
-    <w:bookmarkStart w:id="175" w:name="rem-source-cv-estimate"/>
+    <w:bookmarkEnd w:id="177"/>
+    <w:bookmarkStart w:id="178" w:name="rem-source-cv-estimate"/>
     <w:p>
       <w:pPr>
         <w:pStyle w:val="FirstParagraph"/>
@@ -43650,8 +44420,8 @@
         <w:t xml:space="preserve">.</w:t>
       </w:r>
     </w:p>
-    <w:bookmarkEnd w:id="175"/>
-    <w:bookmarkStart w:id="176" w:name="exr-cv-estimate-by-fold"/>
+    <w:bookmarkEnd w:id="178"/>
+    <w:bookmarkStart w:id="179" w:name="exr-cv-estimate-by-fold"/>
     <w:p>
       <w:pPr>
         <w:pStyle w:val="BodyText"/>
@@ -43856,8 +44626,8 @@
         <w:t xml:space="preserve">.</w:t>
       </w:r>
     </w:p>
-    <w:bookmarkEnd w:id="176"/>
-    <w:bookmarkStart w:id="177" w:name="sol-cv-estimate-by-fold"/>
+    <w:bookmarkEnd w:id="179"/>
+    <w:bookmarkStart w:id="180" w:name="sol-cv-estimate-by-fold"/>
     <w:p>
       <w:pPr>
         <w:pStyle w:val="BodyText"/>
@@ -43955,7 +44725,7 @@
           <w:rPr>
             <w:rStyle w:val="Hyperlink"/>
           </w:rPr>
-          <w:t xml:space="preserve">Definition 29</w:t>
+          <w:t xml:space="preserve">Definition 30</w:t>
         </w:r>
       </w:hyperlink>
       <w:r>
@@ -45018,8 +45788,8 @@
         <w:t xml:space="preserve">so each inner sum uses a single fitted rule.</w:t>
       </w:r>
     </w:p>
-    <w:bookmarkEnd w:id="177"/>
-    <w:bookmarkStart w:id="179" w:name="thm-cv-estimate-by-fold"/>
+    <w:bookmarkEnd w:id="180"/>
+    <w:bookmarkStart w:id="182" w:name="thm-cv-estimate-by-fold"/>
     <w:p>
       <w:pPr>
         <w:pStyle w:val="BodyText"/>
@@ -45108,7 +45878,7 @@
       <w:pPr>
         <w:pStyle w:val="BodyText"/>
       </w:pPr>
-      <w:bookmarkStart w:id="178" w:name="eq-cv-estimate-by-fold"/>
+      <w:bookmarkStart w:id="181" w:name="eq-cv-estimate-by-fold"/>
       <m:oMathPara>
         <m:oMathParaPr>
           <m:jc m:val="center"/>
@@ -45381,9 +46151,9 @@
           </m:r>
         </m:oMath>
       </m:oMathPara>
-      <w:bookmarkEnd w:id="178"/>
+      <w:bookmarkEnd w:id="181"/>
     </w:p>
-    <w:bookmarkEnd w:id="179"/>
+    <w:bookmarkEnd w:id="182"/>
     <w:p>
       <w:pPr>
         <w:pStyle w:val="FirstParagraph"/>
@@ -45416,7 +46186,7 @@
         <w:t xml:space="preserve">.</w:t>
       </w:r>
     </w:p>
-    <w:bookmarkStart w:id="181" w:name="def-fold-mse"/>
+    <w:bookmarkStart w:id="184" w:name="def-fold-mse"/>
     <w:p>
       <w:pPr>
         <w:pStyle w:val="BodyText"/>
@@ -45426,7 +46196,7 @@
           <w:b/>
           <w:bCs/>
         </w:rPr>
-        <w:t xml:space="preserve">Definition 35 (Fold mean squared error)</w:t>
+        <w:t xml:space="preserve">Definition 36 (Fold mean squared error)</w:t>
       </w:r>
       <w:r>
         <w:t xml:space="preserve"> </w:t>
@@ -45511,7 +46281,7 @@
       <w:r>
         <w:t xml:space="preserve"> </w:t>
       </w:r>
-      <w:hyperlink r:id="rId38">
+      <w:hyperlink r:id="rId41">
         <w:r>
           <w:rPr>
             <w:rStyle w:val="Hyperlink"/>
@@ -45584,7 +46354,7 @@
       <w:pPr>
         <w:pStyle w:val="BodyText"/>
       </w:pPr>
-      <w:bookmarkStart w:id="180" w:name="eq-fold-mse"/>
+      <w:bookmarkStart w:id="183" w:name="eq-fold-mse"/>
       <m:oMathPara>
         <m:oMathParaPr>
           <m:jc m:val="center"/>
@@ -45824,10 +46594,10 @@
           </m:r>
         </m:oMath>
       </m:oMathPara>
-      <w:bookmarkEnd w:id="180"/>
+      <w:bookmarkEnd w:id="183"/>
     </w:p>
-    <w:bookmarkEnd w:id="181"/>
-    <w:bookmarkStart w:id="182" w:name="rem-source-fold-mse"/>
+    <w:bookmarkEnd w:id="184"/>
+    <w:bookmarkStart w:id="185" w:name="rem-source-fold-mse"/>
     <w:p>
       <w:pPr>
         <w:pStyle w:val="FirstParagraph"/>
@@ -45907,8 +46677,8 @@
         <w:t xml:space="preserve">.</w:t>
       </w:r>
     </w:p>
-    <w:bookmarkEnd w:id="182"/>
-    <w:bookmarkStart w:id="183" w:name="rem-cv-estimate"/>
+    <w:bookmarkEnd w:id="185"/>
+    <w:bookmarkStart w:id="186" w:name="rem-cv-estimate"/>
     <w:p>
       <w:pPr>
         <w:pStyle w:val="BodyText"/>
@@ -46587,8 +47357,8 @@
         <w:t xml:space="preserve">use.</w:t>
       </w:r>
     </w:p>
-    <w:bookmarkEnd w:id="183"/>
-    <w:bookmarkStart w:id="184" w:name="rem-choosing-k"/>
+    <w:bookmarkEnd w:id="186"/>
+    <w:bookmarkStart w:id="187" w:name="rem-choosing-k"/>
     <w:p>
       <w:pPr>
         <w:pStyle w:val="BodyText"/>
@@ -46995,8 +47765,8 @@
         <w:t xml:space="preserve">is the usual compromise.</w:t>
       </w:r>
     </w:p>
-    <w:bookmarkEnd w:id="184"/>
-    <w:bookmarkStart w:id="189" w:name="exm-kfold-simulated"/>
+    <w:bookmarkEnd w:id="187"/>
+    <w:bookmarkStart w:id="192" w:name="exm-kfold-simulated"/>
     <w:p>
       <w:pPr>
         <w:pStyle w:val="BodyText"/>
@@ -47006,7 +47776,7 @@
           <w:b/>
           <w:bCs/>
         </w:rPr>
-        <w:t xml:space="preserve">Example 9 (Cross-validation versus the generalization error)</w:t>
+        <w:t xml:space="preserve">Example 10 (Cross-validation versus the generalization error)</w:t>
       </w:r>
       <w:r>
         <w:t xml:space="preserve"> </w:t>
@@ -47067,7 +47837,7 @@
           <w:rPr>
             <w:rStyle w:val="Hyperlink"/>
           </w:rPr>
-          <w:t xml:space="preserve">Example 5</w:t>
+          <w:t xml:space="preserve">Example 6</w:t>
         </w:r>
       </w:hyperlink>
       <w:r>
@@ -47900,7 +48670,7 @@
           <w:rPr>
             <w:rStyle w:val="Hyperlink"/>
           </w:rPr>
-          <w:t xml:space="preserve">Example 5</w:t>
+          <w:t xml:space="preserve">Example 6</w:t>
         </w:r>
       </w:hyperlink>
       <w:r>
@@ -48228,7 +48998,7 @@
       <w:tr>
         <w:tc>
           <w:tcPr/>
-          <w:bookmarkStart w:id="188" w:name="fig-cv-simulated"/>
+          <w:bookmarkStart w:id="191" w:name="fig-cv-simulated"/>
           <w:p>
             <w:pPr>
               <w:pStyle w:val="SourceCode"/>
@@ -49174,18 +49944,18 @@
                 <wp:inline>
                   <wp:extent cx="4620126" cy="3696101"/>
                   <wp:effectExtent b="0" l="0" r="0" t="0"/>
-                  <wp:docPr descr="" title="" id="186" name="Picture"/>
+                  <wp:docPr descr="" title="" id="189" name="Picture"/>
                   <a:graphic>
                     <a:graphicData uri="http://schemas.openxmlformats.org/drawingml/2006/picture">
                       <pic:pic>
                         <pic:nvPicPr>
-                          <pic:cNvPr descr="model-validation_files/figure-docx/cv-simulated-plot-1.png" id="187" name="Picture"/>
+                          <pic:cNvPr descr="model-validation_files/figure-docx/cv-simulated-plot-1.png" id="190" name="Picture"/>
                           <pic:cNvPicPr>
                             <a:picLocks noChangeArrowheads="1" noChangeAspect="1"/>
                           </pic:cNvPicPr>
                         </pic:nvPicPr>
                         <pic:blipFill>
-                          <a:blip r:embed="rId185"/>
+                          <a:blip r:embed="rId188"/>
                           <a:stretch>
                             <a:fillRect/>
                           </a:stretch>
@@ -49254,7 +50024,7 @@
               <w:t xml:space="preserve">could be computed from real data.</w:t>
             </w:r>
           </w:p>
-          <w:bookmarkEnd w:id="188"/>
+          <w:bookmarkEnd w:id="191"/>
         </w:tc>
       </w:tr>
     </w:tbl>
@@ -51155,8 +51925,8 @@
         <w:t xml:space="preserve">new ones.</w:t>
       </w:r>
     </w:p>
-    <w:bookmarkEnd w:id="189"/>
-    <w:bookmarkStart w:id="192" w:name="exm-kfold-mtcars"/>
+    <w:bookmarkEnd w:id="192"/>
+    <w:bookmarkStart w:id="195" w:name="exm-kfold-mtcars"/>
     <w:p>
       <w:pPr>
         <w:pStyle w:val="BodyText"/>
@@ -51166,7 +51936,7 @@
           <w:b/>
           <w:bCs/>
         </w:rPr>
-        <w:t xml:space="preserve">Example 10 (Four-fold cross-validation of the</w:t>
+        <w:t xml:space="preserve">Example 11 (Four-fold cross-validation of the</w:t>
       </w:r>
       <w:r>
         <w:rPr>
@@ -51315,7 +52085,7 @@
           <w:rPr>
             <w:rStyle w:val="Hyperlink"/>
           </w:rPr>
-          <w:t xml:space="preserve">Example 9</w:t>
+          <w:t xml:space="preserve">Example 10</w:t>
         </w:r>
       </w:hyperlink>
       <w:r>
@@ -51359,7 +52129,7 @@
       <w:tr>
         <w:tc>
           <w:tcPr/>
-          <w:bookmarkStart w:id="190" w:name="tbl-cv-mtcars-repeats"/>
+          <w:bookmarkStart w:id="193" w:name="tbl-cv-mtcars-repeats"/>
           <w:p>
             <w:pPr>
               <w:jc w:val="center"/>
@@ -52015,7 +52785,7 @@
               <w:t xml:space="preserve">#&gt; 5         5     3.38     2.74     2.78     2.81</w:t>
             </w:r>
           </w:p>
-          <w:bookmarkEnd w:id="190"/>
+          <w:bookmarkEnd w:id="193"/>
         </w:tc>
       </w:tr>
     </w:tbl>
@@ -52040,7 +52810,7 @@
       <w:tr>
         <w:tc>
           <w:tcPr/>
-          <w:bookmarkStart w:id="191" w:name="tbl-cv-mtcars"/>
+          <w:bookmarkStart w:id="194" w:name="tbl-cv-mtcars"/>
           <w:p>
             <w:pPr>
               <w:jc w:val="center"/>
@@ -52396,7 +53166,7 @@
               <w:t xml:space="preserve">#&gt; 5         5 2       2.74</w:t>
             </w:r>
           </w:p>
-          <w:bookmarkEnd w:id="191"/>
+          <w:bookmarkEnd w:id="194"/>
         </w:tc>
       </w:tr>
     </w:tbl>
@@ -53086,9 +53856,9 @@
         <w:t xml:space="preserve">may not survive a different split.</w:t>
       </w:r>
     </w:p>
-    <w:bookmarkEnd w:id="192"/>
-    <w:bookmarkEnd w:id="193"/>
-    <w:bookmarkStart w:id="221" w:name="sec-loocv"/>
+    <w:bookmarkEnd w:id="195"/>
+    <w:bookmarkEnd w:id="196"/>
+    <w:bookmarkStart w:id="224" w:name="sec-loocv"/>
     <w:p>
       <w:pPr>
         <w:pStyle w:val="Heading2"/>
@@ -53097,7 +53867,7 @@
         <w:t xml:space="preserve">7 Leave-one-out cross-validation</w:t>
       </w:r>
     </w:p>
-    <w:bookmarkStart w:id="194" w:name="exr-loocv"/>
+    <w:bookmarkStart w:id="197" w:name="exr-loocv"/>
     <w:p>
       <w:pPr>
         <w:pStyle w:val="FirstParagraph"/>
@@ -53307,8 +54077,8 @@
         <w:t xml:space="preserve">) differ?</w:t>
       </w:r>
     </w:p>
-    <w:bookmarkEnd w:id="194"/>
-    <w:bookmarkStart w:id="195" w:name="sol-loocv"/>
+    <w:bookmarkEnd w:id="197"/>
+    <w:bookmarkStart w:id="198" w:name="sol-loocv"/>
     <w:p>
       <w:pPr>
         <w:pStyle w:val="FirstParagraph"/>
@@ -53492,7 +54262,7 @@
           <w:rPr>
             <w:rStyle w:val="Hyperlink"/>
           </w:rPr>
-          <w:t xml:space="preserve">Example 10</w:t>
+          <w:t xml:space="preserve">Example 11</w:t>
         </w:r>
       </w:hyperlink>
       <w:r>
@@ -53505,8 +54275,8 @@
         <w:t xml:space="preserve">the estimate is not random.</w:t>
       </w:r>
     </w:p>
-    <w:bookmarkEnd w:id="195"/>
-    <w:bookmarkStart w:id="197" w:name="def-loocv"/>
+    <w:bookmarkEnd w:id="198"/>
+    <w:bookmarkStart w:id="200" w:name="def-loocv"/>
     <w:p>
       <w:pPr>
         <w:pStyle w:val="FirstParagraph"/>
@@ -53516,7 +54286,7 @@
           <w:b/>
           <w:bCs/>
         </w:rPr>
-        <w:t xml:space="preserve">Definition 36 (Leave-one-out cross-validation)</w:t>
+        <w:t xml:space="preserve">Definition 37 (Leave-one-out cross-validation)</w:t>
       </w:r>
       <w:r>
         <w:t xml:space="preserve"> </w:t>
@@ -53814,7 +54584,7 @@
       <w:pPr>
         <w:pStyle w:val="BodyText"/>
       </w:pPr>
-      <w:bookmarkStart w:id="196" w:name="eq-loocv"/>
+      <w:bookmarkStart w:id="199" w:name="eq-loocv"/>
       <m:oMathPara>
         <m:oMathParaPr>
           <m:jc m:val="center"/>
@@ -54064,7 +54834,7 @@
           </m:r>
         </m:oMath>
       </m:oMathPara>
-      <w:bookmarkEnd w:id="196"/>
+      <w:bookmarkEnd w:id="199"/>
     </w:p>
     <w:p>
       <w:pPr>
@@ -54083,8 +54853,8 @@
         <w:t xml:space="preserve">.</w:t>
       </w:r>
     </w:p>
-    <w:bookmarkEnd w:id="197"/>
-    <w:bookmarkStart w:id="198" w:name="lem-loocv-not-random"/>
+    <w:bookmarkEnd w:id="200"/>
+    <w:bookmarkStart w:id="201" w:name="lem-loocv-not-random"/>
     <w:p>
       <w:pPr>
         <w:pStyle w:val="BodyText"/>
@@ -54433,7 +55203,7 @@
         <w:t xml:space="preserve">.</w:t>
       </w:r>
     </w:p>
-    <w:bookmarkEnd w:id="198"/>
+    <w:bookmarkEnd w:id="201"/>
     <w:p>
       <w:pPr>
         <w:pStyle w:val="BodyText"/>
@@ -55959,7 +56729,7 @@
         <w:t xml:space="preserve">fits, with the folds numbered differently.</w:t>
       </w:r>
     </w:p>
-    <w:bookmarkStart w:id="200" w:name="def-term-vector"/>
+    <w:bookmarkStart w:id="203" w:name="def-term-vector"/>
     <w:p>
       <w:pPr>
         <w:pStyle w:val="FirstParagraph"/>
@@ -55969,7 +56739,7 @@
           <w:b/>
           <w:bCs/>
         </w:rPr>
-        <w:t xml:space="preserve">Definition 37 (Term vector)</w:t>
+        <w:t xml:space="preserve">Definition 38 (Term vector)</w:t>
       </w:r>
       <w:r>
         <w:t xml:space="preserve"> </w:t>
@@ -56177,16 +56947,21 @@
       <m:oMath>
         <m:sSub>
           <m:e>
-            <m:acc>
-              <m:accPr>
-                <m:chr m:val="̃"/>
-              </m:accPr>
+            <m:limLow>
               <m:e>
                 <m:r>
                   <m:t>t</m:t>
                 </m:r>
               </m:e>
-            </m:acc>
+              <m:lim>
+                <m:r>
+                  <m:rPr>
+                    <m:sty m:val="p"/>
+                  </m:rPr>
+                  <m:t>∼</m:t>
+                </m:r>
+              </m:lim>
+            </m:limLow>
           </m:e>
           <m:sub>
             <m:r>
@@ -56220,7 +56995,7 @@
       <w:pPr>
         <w:pStyle w:val="BodyText"/>
       </w:pPr>
-      <w:bookmarkStart w:id="199" w:name="eq-term-vector"/>
+      <w:bookmarkStart w:id="202" w:name="eq-term-vector"/>
       <m:oMathPara>
         <m:oMathParaPr>
           <m:jc m:val="center"/>
@@ -56228,16 +57003,21 @@
         <m:oMath>
           <m:sSub>
             <m:e>
-              <m:acc>
-                <m:accPr>
-                  <m:chr m:val="̃"/>
-                </m:accPr>
+              <m:limLow>
                 <m:e>
                   <m:r>
                     <m:t>t</m:t>
                   </m:r>
                 </m:e>
-              </m:acc>
+                <m:lim>
+                  <m:r>
+                    <m:rPr>
+                      <m:sty m:val="p"/>
+                    </m:rPr>
+                    <m:t>∼</m:t>
+                  </m:r>
+                </m:lim>
+              </m:limLow>
             </m:e>
             <m:sub>
               <m:r>
@@ -56420,10 +57200,10 @@
           </m:r>
         </m:oMath>
       </m:oMathPara>
-      <w:bookmarkEnd w:id="199"/>
+      <w:bookmarkEnd w:id="202"/>
     </w:p>
-    <w:bookmarkEnd w:id="200"/>
-    <w:bookmarkStart w:id="202" w:name="rem-term-vector"/>
+    <w:bookmarkEnd w:id="203"/>
+    <w:bookmarkStart w:id="205" w:name="rem-term-vector"/>
     <w:p>
       <w:pPr>
         <w:pStyle w:val="FirstParagraph"/>
@@ -56489,16 +57269,21 @@
       <m:oMath>
         <m:sSub>
           <m:e>
-            <m:acc>
-              <m:accPr>
-                <m:chr m:val="̃"/>
-              </m:accPr>
+            <m:limLow>
               <m:e>
                 <m:r>
                   <m:t>t</m:t>
                 </m:r>
               </m:e>
-            </m:acc>
+              <m:lim>
+                <m:r>
+                  <m:rPr>
+                    <m:sty m:val="p"/>
+                  </m:rPr>
+                  <m:t>∼</m:t>
+                </m:r>
+              </m:lim>
+            </m:limLow>
           </m:e>
           <m:sub>
             <m:r>
@@ -56516,7 +57301,7 @@
       <w:r>
         <w:t xml:space="preserve"> </w:t>
       </w:r>
-      <w:hyperlink r:id="rId201">
+      <w:hyperlink r:id="rId204">
         <w:r>
           <w:rPr>
             <w:rStyle w:val="Hyperlink"/>
@@ -56530,16 +57315,21 @@
       <m:oMath>
         <m:sSub>
           <m:e>
-            <m:acc>
-              <m:accPr>
-                <m:chr m:val="̃"/>
-              </m:accPr>
+            <m:limLow>
               <m:e>
                 <m:r>
                   <m:t>x</m:t>
                 </m:r>
               </m:e>
-            </m:acc>
+              <m:lim>
+                <m:r>
+                  <m:rPr>
+                    <m:sty m:val="p"/>
+                  </m:rPr>
+                  <m:t>∼</m:t>
+                </m:r>
+              </m:lim>
+            </m:limLow>
           </m:e>
           <m:sub>
             <m:r>
@@ -56552,8 +57342,8 @@
         <w:t xml:space="preserve">.</w:t>
       </w:r>
     </w:p>
-    <w:bookmarkEnd w:id="202"/>
-    <w:bookmarkStart w:id="204" w:name="def-cross-product-matrix"/>
+    <w:bookmarkEnd w:id="205"/>
+    <w:bookmarkStart w:id="207" w:name="def-cross-product-matrix"/>
     <w:p>
       <w:pPr>
         <w:pStyle w:val="BodyText"/>
@@ -56563,7 +57353,7 @@
           <w:b/>
           <w:bCs/>
         </w:rPr>
-        <w:t xml:space="preserve">Definition 38 (Cross-product matrix (sum-of-squares and cross-products matrix))</w:t>
+        <w:t xml:space="preserve">Definition 39 (Cross-product matrix (sum-of-squares and cross-products matrix))</w:t>
       </w:r>
       <w:r>
         <w:t xml:space="preserve"> </w:t>
@@ -56612,16 +57402,21 @@
       <m:oMath>
         <m:sSub>
           <m:e>
-            <m:acc>
-              <m:accPr>
-                <m:chr m:val="̃"/>
-              </m:accPr>
+            <m:limLow>
               <m:e>
                 <m:r>
                   <m:t>t</m:t>
                 </m:r>
               </m:e>
-            </m:acc>
+              <m:lim>
+                <m:r>
+                  <m:rPr>
+                    <m:sty m:val="p"/>
+                  </m:rPr>
+                  <m:t>∼</m:t>
+                </m:r>
+              </m:lim>
+            </m:limLow>
           </m:e>
           <m:sub>
             <m:r>
@@ -56675,7 +57470,7 @@
       <w:pPr>
         <w:pStyle w:val="BodyText"/>
       </w:pPr>
-      <w:bookmarkStart w:id="203" w:name="eq-cross-product-matrix"/>
+      <w:bookmarkStart w:id="206" w:name="eq-cross-product-matrix"/>
       <m:oMathPara>
         <m:oMathParaPr>
           <m:jc m:val="center"/>
@@ -56732,16 +57527,21 @@
             <m:e>
               <m:sSub>
                 <m:e>
-                  <m:acc>
-                    <m:accPr>
-                      <m:chr m:val="̃"/>
-                    </m:accPr>
+                  <m:limLow>
                     <m:e>
                       <m:r>
                         <m:t>t</m:t>
                       </m:r>
                     </m:e>
-                  </m:acc>
+                    <m:lim>
+                      <m:r>
+                        <m:rPr>
+                          <m:sty m:val="p"/>
+                        </m:rPr>
+                        <m:t>∼</m:t>
+                      </m:r>
+                    </m:lim>
+                  </m:limLow>
                 </m:e>
                 <m:sub>
                   <m:r>
@@ -56755,16 +57555,21 @@
             <m:e>
               <m:sSub>
                 <m:e>
-                  <m:acc>
-                    <m:accPr>
-                      <m:chr m:val="̃"/>
-                    </m:accPr>
+                  <m:limLow>
                     <m:e>
                       <m:r>
                         <m:t>t</m:t>
                       </m:r>
                     </m:e>
-                  </m:acc>
+                    <m:lim>
+                      <m:r>
+                        <m:rPr>
+                          <m:sty m:val="p"/>
+                        </m:rPr>
+                        <m:t>∼</m:t>
+                      </m:r>
+                    </m:lim>
+                  </m:limLow>
                 </m:e>
                 <m:sub>
                   <m:r>
@@ -56808,10 +57613,10 @@
           </m:r>
         </m:oMath>
       </m:oMathPara>
-      <w:bookmarkEnd w:id="203"/>
+      <w:bookmarkEnd w:id="206"/>
     </w:p>
-    <w:bookmarkEnd w:id="204"/>
-    <w:bookmarkStart w:id="206" w:name="rem-source-cross-product-matrix"/>
+    <w:bookmarkEnd w:id="207"/>
+    <w:bookmarkStart w:id="209" w:name="rem-source-cross-product-matrix"/>
     <w:p>
       <w:pPr>
         <w:pStyle w:val="FirstParagraph"/>
@@ -56860,7 +57665,7 @@
       <w:r>
         <w:t xml:space="preserve"> </w:t>
       </w:r>
-      <w:hyperlink r:id="rId205">
+      <w:hyperlink r:id="rId208">
         <w:r>
           <w:rPr>
             <w:rStyle w:val="Hyperlink"/>
@@ -56872,8 +57677,8 @@
         <w:t xml:space="preserve">).</w:t>
       </w:r>
     </w:p>
-    <w:bookmarkEnd w:id="206"/>
-    <w:bookmarkStart w:id="209" w:name="rem-cross-product-matrix"/>
+    <w:bookmarkEnd w:id="209"/>
+    <w:bookmarkStart w:id="212" w:name="rem-cross-product-matrix"/>
     <w:p>
       <w:pPr>
         <w:pStyle w:val="BodyText"/>
@@ -56924,16 +57729,21 @@
           <m:e>
             <m:sSub>
               <m:e>
-                <m:acc>
-                  <m:accPr>
-                    <m:chr m:val="̃"/>
-                  </m:accPr>
+                <m:limLow>
                   <m:e>
                     <m:r>
                       <m:t>t</m:t>
                     </m:r>
                   </m:e>
-                </m:acc>
+                  <m:lim>
+                    <m:r>
+                      <m:rPr>
+                        <m:sty m:val="p"/>
+                      </m:rPr>
+                      <m:t>∼</m:t>
+                    </m:r>
+                  </m:lim>
+                </m:limLow>
               </m:e>
               <m:sub>
                 <m:r>
@@ -57182,18 +57992,18 @@
                 <wp:inline>
                   <wp:extent cx="152400" cy="152400"/>
                   <wp:effectExtent b="0" l="0" r="0" t="0"/>
-                  <wp:docPr descr="" title="" id="207" name="Picture"/>
+                  <wp:docPr descr="" title="" id="210" name="Picture"/>
                   <a:graphic>
                     <a:graphicData uri="http://schemas.openxmlformats.org/drawingml/2006/picture">
                       <pic:pic>
                         <pic:nvPicPr>
-                          <pic:cNvPr descr="/opt/quarto/share/formats/docx/note.png" id="208" name="Picture"/>
+                          <pic:cNvPr descr="/opt/quarto/share/formats/docx/note.png" id="211" name="Picture"/>
                           <pic:cNvPicPr>
                             <a:picLocks noChangeArrowheads="1" noChangeAspect="1"/>
                           </pic:cNvPicPr>
                         </pic:nvPicPr>
                         <pic:blipFill>
-                          <a:blip r:embed="rId153"/>
+                          <a:blip r:embed="rId156"/>
                           <a:stretch>
                             <a:fillRect/>
                           </a:stretch>
@@ -57273,7 +58083,7 @@
             <w:r>
               <w:t xml:space="preserve"> </w:t>
             </w:r>
-            <w:hyperlink r:id="rId205">
+            <w:hyperlink r:id="rId208">
               <w:r>
                 <w:rPr>
                   <w:rStyle w:val="Hyperlink"/>
@@ -57301,8 +58111,8 @@
         </w:tc>
       </w:tr>
     </w:tbl>
-    <w:bookmarkEnd w:id="209"/>
-    <w:bookmarkStart w:id="212" w:name="def-leverage"/>
+    <w:bookmarkEnd w:id="212"/>
+    <w:bookmarkStart w:id="215" w:name="def-leverage"/>
     <w:p>
       <w:pPr>
         <w:pStyle w:val="BodyText"/>
@@ -57312,7 +58122,7 @@
           <w:b/>
           <w:bCs/>
         </w:rPr>
-        <w:t xml:space="preserve">Definition 39 (Leverage)</w:t>
+        <w:t xml:space="preserve">Definition 40 (Leverage)</w:t>
       </w:r>
       <w:r>
         <w:t xml:space="preserve"> </w:t>
@@ -57323,7 +58133,7 @@
       <w:r>
         <w:t xml:space="preserve"> </w:t>
       </w:r>
-      <w:hyperlink r:id="rId210">
+      <w:hyperlink r:id="rId213">
         <w:r>
           <w:rPr>
             <w:rStyle w:val="Hyperlink"/>
@@ -57357,16 +58167,21 @@
       <m:oMath>
         <m:sSub>
           <m:e>
-            <m:acc>
-              <m:accPr>
-                <m:chr m:val="̃"/>
-              </m:accPr>
+            <m:limLow>
               <m:e>
                 <m:r>
                   <m:t>t</m:t>
                 </m:r>
               </m:e>
-            </m:acc>
+              <m:lim>
+                <m:r>
+                  <m:rPr>
+                    <m:sty m:val="p"/>
+                  </m:rPr>
+                  <m:t>∼</m:t>
+                </m:r>
+              </m:lim>
+            </m:limLow>
           </m:e>
           <m:sub>
             <m:r>
@@ -57467,7 +58282,7 @@
       <w:pPr>
         <w:pStyle w:val="BodyText"/>
       </w:pPr>
-      <w:bookmarkStart w:id="211" w:name="eq-leverage"/>
+      <w:bookmarkStart w:id="214" w:name="eq-leverage"/>
       <m:oMathPara>
         <m:oMathParaPr>
           <m:jc m:val="center"/>
@@ -57508,16 +58323,21 @@
             <m:e>
               <m:sSub>
                 <m:e>
-                  <m:acc>
-                    <m:accPr>
-                      <m:chr m:val="̃"/>
-                    </m:accPr>
+                  <m:limLow>
                     <m:e>
                       <m:r>
                         <m:t>t</m:t>
                       </m:r>
                     </m:e>
-                  </m:acc>
+                    <m:lim>
+                      <m:r>
+                        <m:rPr>
+                          <m:sty m:val="p"/>
+                        </m:rPr>
+                        <m:t>∼</m:t>
+                      </m:r>
+                    </m:lim>
+                  </m:limLow>
                 </m:e>
                 <m:sub>
                   <m:r>
@@ -57555,16 +58375,21 @@
           </m:sSup>
           <m:sSub>
             <m:e>
-              <m:acc>
-                <m:accPr>
-                  <m:chr m:val="̃"/>
-                </m:accPr>
+              <m:limLow>
                 <m:e>
                   <m:r>
                     <m:t>t</m:t>
                   </m:r>
                 </m:e>
-              </m:acc>
+                <m:lim>
+                  <m:r>
+                    <m:rPr>
+                      <m:sty m:val="p"/>
+                    </m:rPr>
+                    <m:t>∼</m:t>
+                  </m:r>
+                </m:lim>
+              </m:limLow>
             </m:e>
             <m:sub>
               <m:r>
@@ -57598,10 +58423,10 @@
           </m:r>
         </m:oMath>
       </m:oMathPara>
-      <w:bookmarkEnd w:id="211"/>
+      <w:bookmarkEnd w:id="214"/>
     </w:p>
-    <w:bookmarkEnd w:id="212"/>
-    <w:bookmarkStart w:id="214" w:name="rem-source-leverage"/>
+    <w:bookmarkEnd w:id="215"/>
+    <w:bookmarkStart w:id="217" w:name="rem-source-leverage"/>
     <w:p>
       <w:pPr>
         <w:pStyle w:val="FirstParagraph"/>
@@ -57648,7 +58473,7 @@
       <w:r>
         <w:t xml:space="preserve"> </w:t>
       </w:r>
-      <w:hyperlink r:id="rId213">
+      <w:hyperlink r:id="rId216">
         <w:r>
           <w:rPr>
             <w:rStyle w:val="Hyperlink"/>
@@ -57660,8 +58485,8 @@
         <w:t xml:space="preserve">.</w:t>
       </w:r>
     </w:p>
-    <w:bookmarkEnd w:id="214"/>
-    <w:bookmarkStart w:id="217" w:name="thm-loocv-shortcut"/>
+    <w:bookmarkEnd w:id="217"/>
+    <w:bookmarkStart w:id="220" w:name="thm-loocv-shortcut"/>
     <w:p>
       <w:pPr>
         <w:pStyle w:val="BodyText"/>
@@ -57682,7 +58507,7 @@
       <w:r>
         <w:t xml:space="preserve"> </w:t>
       </w:r>
-      <w:hyperlink r:id="rId210">
+      <w:hyperlink r:id="rId213">
         <w:r>
           <w:rPr>
             <w:rStyle w:val="Hyperlink"/>
@@ -57782,7 +58607,7 @@
       <w:r>
         <w:t xml:space="preserve"> </w:t>
       </w:r>
-      <w:hyperlink r:id="rId215">
+      <w:hyperlink r:id="rId218">
         <w:r>
           <w:rPr>
             <w:rStyle w:val="Hyperlink"/>
@@ -57826,7 +58651,7 @@
       <w:r>
         <w:t xml:space="preserve"> </w:t>
       </w:r>
-      <w:hyperlink r:id="rId30">
+      <w:hyperlink r:id="rId33">
         <w:r>
           <w:rPr>
             <w:rStyle w:val="Hyperlink"/>
@@ -57908,7 +58733,7 @@
       <w:pPr>
         <w:pStyle w:val="BodyText"/>
       </w:pPr>
-      <w:bookmarkStart w:id="216" w:name="eq-loocv-shortcut"/>
+      <w:bookmarkStart w:id="219" w:name="eq-loocv-shortcut"/>
       <m:oMathPara>
         <m:oMathParaPr>
           <m:jc m:val="center"/>
@@ -58098,9 +58923,9 @@
           </m:r>
         </m:oMath>
       </m:oMathPara>
-      <w:bookmarkEnd w:id="216"/>
+      <w:bookmarkEnd w:id="219"/>
     </w:p>
-    <w:bookmarkEnd w:id="217"/>
+    <w:bookmarkEnd w:id="220"/>
     <w:p>
       <w:pPr>
         <w:pStyle w:val="FirstParagraph"/>
@@ -58161,16 +58986,21 @@
       <m:oMath>
         <m:sSub>
           <m:e>
-            <m:acc>
-              <m:accPr>
-                <m:chr m:val="̃"/>
-              </m:accPr>
+            <m:limLow>
               <m:e>
                 <m:r>
                   <m:t>t</m:t>
                 </m:r>
               </m:e>
-            </m:acc>
+              <m:lim>
+                <m:r>
+                  <m:rPr>
+                    <m:sty m:val="p"/>
+                  </m:rPr>
+                  <m:t>∼</m:t>
+                </m:r>
+              </m:lim>
+            </m:limLow>
           </m:e>
           <m:sub>
             <m:r>
@@ -58182,16 +59012,21 @@
           <m:e>
             <m:sSub>
               <m:e>
-                <m:acc>
-                  <m:accPr>
-                    <m:chr m:val="̃"/>
-                  </m:accPr>
+                <m:limLow>
                   <m:e>
                     <m:r>
                       <m:t>t</m:t>
                     </m:r>
                   </m:e>
-                </m:acc>
+                  <m:lim>
+                    <m:r>
+                      <m:rPr>
+                        <m:sty m:val="p"/>
+                      </m:rPr>
+                      <m:t>∼</m:t>
+                    </m:r>
+                  </m:lim>
+                </m:limLow>
               </m:e>
               <m:sub>
                 <m:r>
@@ -58229,7 +59064,7 @@
         <w:t xml:space="preserve">which this page does not develop.</w:t>
       </w:r>
     </w:p>
-    <w:bookmarkStart w:id="218" w:name="rem-source-loocv-shortcut"/>
+    <w:bookmarkStart w:id="221" w:name="rem-source-loocv-shortcut"/>
     <w:p>
       <w:pPr>
         <w:pStyle w:val="BodyText"/>
@@ -58272,8 +59107,8 @@
         <w:t xml:space="preserve">for many linear fitting methods.</w:t>
       </w:r>
     </w:p>
-    <w:bookmarkEnd w:id="218"/>
-    <w:bookmarkStart w:id="219" w:name="exm-loocv-shortcut"/>
+    <w:bookmarkEnd w:id="221"/>
+    <w:bookmarkStart w:id="222" w:name="exm-loocv-shortcut"/>
     <w:p>
       <w:pPr>
         <w:pStyle w:val="BodyText"/>
@@ -58283,7 +59118,7 @@
           <w:b/>
           <w:bCs/>
         </w:rPr>
-        <w:t xml:space="preserve">Example 11 (Leave-one-out cross-validation of the</w:t>
+        <w:t xml:space="preserve">Example 12 (Leave-one-out cross-validation of the</w:t>
       </w:r>
       <w:r>
         <w:rPr>
@@ -59413,8 +60248,8 @@
         <w:t xml:space="preserve">rerunning it always gives the same choice.</w:t>
       </w:r>
     </w:p>
-    <w:bookmarkEnd w:id="219"/>
-    <w:bookmarkStart w:id="220" w:name="rem-loocv"/>
+    <w:bookmarkEnd w:id="222"/>
+    <w:bookmarkStart w:id="223" w:name="rem-loocv"/>
     <w:p>
       <w:pPr>
         <w:pStyle w:val="BodyText"/>
@@ -59886,9 +60721,9 @@
         <w:t xml:space="preserve">fits.</w:t>
       </w:r>
     </w:p>
-    <w:bookmarkEnd w:id="220"/>
-    <w:bookmarkEnd w:id="221"/>
-    <w:bookmarkStart w:id="250" w:name="sec-cv-model-choice"/>
+    <w:bookmarkEnd w:id="223"/>
+    <w:bookmarkEnd w:id="224"/>
+    <w:bookmarkStart w:id="253" w:name="sec-cv-model-choice"/>
     <w:p>
       <w:pPr>
         <w:pStyle w:val="Heading2"/>
@@ -59897,7 +60732,7 @@
         <w:t xml:space="preserve">8 Choosing a model by cross-validation</w:t>
       </w:r>
     </w:p>
-    <w:bookmarkStart w:id="223" w:name="def-cv-estimate-indexed"/>
+    <w:bookmarkStart w:id="226" w:name="def-cv-estimate-indexed"/>
     <w:p>
       <w:pPr>
         <w:pStyle w:val="FirstParagraph"/>
@@ -59907,7 +60742,7 @@
           <w:b/>
           <w:bCs/>
         </w:rPr>
-        <w:t xml:space="preserve">Definition 40 (Cross-validation estimate of a named procedure)</w:t>
+        <w:t xml:space="preserve">Definition 41 (Cross-validation estimate of a named procedure)</w:t>
       </w:r>
       <w:r>
         <w:t xml:space="preserve"> </w:t>
@@ -60275,7 +61110,7 @@
       <w:pPr>
         <w:pStyle w:val="BodyText"/>
       </w:pPr>
-      <w:bookmarkStart w:id="222" w:name="eq-cv-estimate-indexed"/>
+      <w:bookmarkStart w:id="225" w:name="eq-cv-estimate-indexed"/>
       <m:oMathPara>
         <m:oMathParaPr>
           <m:jc m:val="center"/>
@@ -60685,10 +61520,10 @@
           </m:r>
         </m:oMath>
       </m:oMathPara>
-      <w:bookmarkEnd w:id="222"/>
+      <w:bookmarkEnd w:id="225"/>
     </w:p>
-    <w:bookmarkEnd w:id="223"/>
-    <w:bookmarkStart w:id="225" w:name="def-cv-choice"/>
+    <w:bookmarkEnd w:id="226"/>
+    <w:bookmarkStart w:id="228" w:name="def-cv-choice"/>
     <w:p>
       <w:pPr>
         <w:pStyle w:val="FirstParagraph"/>
@@ -60698,7 +61533,7 @@
           <w:b/>
           <w:bCs/>
         </w:rPr>
-        <w:t xml:space="preserve">Definition 41 (Cross-validation choice procedure)</w:t>
+        <w:t xml:space="preserve">Definition 42 (Cross-validation choice procedure)</w:t>
       </w:r>
       <w:r>
         <w:t xml:space="preserve"> </w:t>
@@ -61030,7 +61865,7 @@
       <w:pPr>
         <w:pStyle w:val="BodyText"/>
       </w:pPr>
-      <w:bookmarkStart w:id="224" w:name="eq-cv-choice"/>
+      <w:bookmarkStart w:id="227" w:name="eq-cv-choice"/>
       <m:oMathPara>
         <m:oMathParaPr>
           <m:jc m:val="center"/>
@@ -61314,10 +62149,10 @@
           </m:r>
         </m:oMath>
       </m:oMathPara>
-      <w:bookmarkEnd w:id="224"/>
+      <w:bookmarkEnd w:id="227"/>
     </w:p>
-    <w:bookmarkEnd w:id="225"/>
-    <w:bookmarkStart w:id="227" w:name="def-nested-cv"/>
+    <w:bookmarkEnd w:id="228"/>
+    <w:bookmarkStart w:id="230" w:name="def-nested-cv"/>
     <w:p>
       <w:pPr>
         <w:pStyle w:val="FirstParagraph"/>
@@ -61327,7 +62162,7 @@
           <w:b/>
           <w:bCs/>
         </w:rPr>
-        <w:t xml:space="preserve">Definition 42 (Nested cross-validation)</w:t>
+        <w:t xml:space="preserve">Definition 43 (Nested cross-validation)</w:t>
       </w:r>
       <w:r>
         <w:t xml:space="preserve"> </w:t>
@@ -61444,7 +62279,7 @@
       <w:pPr>
         <w:pStyle w:val="BodyText"/>
       </w:pPr>
-      <w:bookmarkStart w:id="226" w:name="eq-nested-cv"/>
+      <w:bookmarkStart w:id="229" w:name="eq-nested-cv"/>
       <m:oMathPara>
         <m:oMathParaPr>
           <m:jc m:val="center"/>
@@ -61571,10 +62406,10 @@
           </m:r>
         </m:oMath>
       </m:oMathPara>
-      <w:bookmarkEnd w:id="226"/>
+      <w:bookmarkEnd w:id="229"/>
     </w:p>
-    <w:bookmarkEnd w:id="227"/>
-    <w:bookmarkStart w:id="228" w:name="rem-source-nested-cv"/>
+    <w:bookmarkEnd w:id="230"/>
+    <w:bookmarkStart w:id="231" w:name="rem-source-nested-cv"/>
     <w:p>
       <w:pPr>
         <w:pStyle w:val="FirstParagraph"/>
@@ -61605,8 +62440,8 @@
         <w:t xml:space="preserve">choices included.</w:t>
       </w:r>
     </w:p>
-    <w:bookmarkEnd w:id="228"/>
-    <w:bookmarkStart w:id="229" w:name="rem-nested-cv"/>
+    <w:bookmarkEnd w:id="231"/>
+    <w:bookmarkStart w:id="232" w:name="rem-nested-cv"/>
     <w:p>
       <w:pPr>
         <w:pStyle w:val="BodyText"/>
@@ -61762,8 +62597,8 @@
         <w:t xml:space="preserve">That inner cross-validation is the nested one.</w:t>
       </w:r>
     </w:p>
-    <w:bookmarkEnd w:id="229"/>
-    <w:bookmarkStart w:id="232" w:name="rem-cv-winner-optimistic"/>
+    <w:bookmarkEnd w:id="232"/>
+    <w:bookmarkStart w:id="235" w:name="rem-cv-winner-optimistic"/>
     <w:p>
       <w:pPr>
         <w:pStyle w:val="BodyText"/>
@@ -61817,7 +62652,7 @@
           <w:rPr>
             <w:rStyle w:val="Hyperlink"/>
           </w:rPr>
-          <w:t xml:space="preserve">Definition 22</w:t>
+          <w:t xml:space="preserve">Definition 23</w:t>
         </w:r>
       </w:hyperlink>
       <w:r>
@@ -61956,18 +62791,18 @@
                 <wp:inline>
                   <wp:extent cx="152400" cy="152400"/>
                   <wp:effectExtent b="0" l="0" r="0" t="0"/>
-                  <wp:docPr descr="" title="" id="230" name="Picture"/>
+                  <wp:docPr descr="" title="" id="233" name="Picture"/>
                   <a:graphic>
                     <a:graphicData uri="http://schemas.openxmlformats.org/drawingml/2006/picture">
                       <pic:pic>
                         <pic:nvPicPr>
-                          <pic:cNvPr descr="/opt/quarto/share/formats/docx/note.png" id="231" name="Picture"/>
+                          <pic:cNvPr descr="/opt/quarto/share/formats/docx/note.png" id="234" name="Picture"/>
                           <pic:cNvPicPr>
                             <a:picLocks noChangeArrowheads="1" noChangeAspect="1"/>
                           </pic:cNvPicPr>
                         </pic:nvPicPr>
                         <pic:blipFill>
-                          <a:blip r:embed="rId153"/>
+                          <a:blip r:embed="rId156"/>
                           <a:stretch>
                             <a:fillRect/>
                           </a:stretch>
@@ -62031,8 +62866,8 @@
         </w:tc>
       </w:tr>
     </w:tbl>
-    <w:bookmarkEnd w:id="232"/>
-    <w:bookmarkStart w:id="235" w:name="def-cv-se"/>
+    <w:bookmarkEnd w:id="235"/>
+    <w:bookmarkStart w:id="238" w:name="def-cv-se"/>
     <w:p>
       <w:pPr>
         <w:pStyle w:val="BodyText"/>
@@ -62042,7 +62877,7 @@
           <w:b/>
           <w:bCs/>
         </w:rPr>
-        <w:t xml:space="preserve">Definition 43 (Fold-based standard error)</w:t>
+        <w:t xml:space="preserve">Definition 44 (Fold-based standard error)</w:t>
       </w:r>
       <w:r>
         <w:t xml:space="preserve"> </w:t>
@@ -62136,7 +62971,7 @@
       <w:r>
         <w:t xml:space="preserve"> </w:t>
       </w:r>
-      <w:hyperlink r:id="rId233">
+      <w:hyperlink r:id="rId236">
         <w:r>
           <w:rPr>
             <w:rStyle w:val="Hyperlink"/>
@@ -62202,7 +63037,7 @@
       <w:pPr>
         <w:pStyle w:val="BodyText"/>
       </w:pPr>
-      <w:bookmarkStart w:id="234" w:name="eq-cv-se"/>
+      <w:bookmarkStart w:id="237" w:name="eq-cv-se"/>
       <m:oMathPara>
         <m:oMathParaPr>
           <m:jc m:val="center"/>
@@ -62377,10 +63212,10 @@
           </m:r>
         </m:oMath>
       </m:oMathPara>
-      <w:bookmarkEnd w:id="234"/>
+      <w:bookmarkEnd w:id="237"/>
     </w:p>
-    <w:bookmarkEnd w:id="235"/>
-    <w:bookmarkStart w:id="236" w:name="rem-source-cv-se"/>
+    <w:bookmarkEnd w:id="238"/>
+    <w:bookmarkStart w:id="239" w:name="rem-source-cv-se"/>
     <w:p>
       <w:pPr>
         <w:pStyle w:val="FirstParagraph"/>
@@ -62402,8 +63237,8 @@
         <w:t xml:space="preserve">, who call the result a standard error.</w:t>
       </w:r>
     </w:p>
-    <w:bookmarkEnd w:id="236"/>
-    <w:bookmarkStart w:id="238" w:name="rem-cv-se"/>
+    <w:bookmarkEnd w:id="239"/>
+    <w:bookmarkStart w:id="241" w:name="rem-cv-se"/>
     <w:p>
       <w:pPr>
         <w:pStyle w:val="BodyText"/>
@@ -62626,7 +63461,7 @@
       <w:r>
         <w:t xml:space="preserve"> </w:t>
       </w:r>
-      <w:hyperlink r:id="rId237">
+      <w:hyperlink r:id="rId240">
         <w:r>
           <w:rPr>
             <w:rStyle w:val="Hyperlink"/>
@@ -62690,8 +63525,8 @@
         <w:t xml:space="preserve">.</w:t>
       </w:r>
     </w:p>
-    <w:bookmarkEnd w:id="238"/>
-    <w:bookmarkStart w:id="240" w:name="def-fold-mse-indexed"/>
+    <w:bookmarkEnd w:id="241"/>
+    <w:bookmarkStart w:id="243" w:name="def-fold-mse-indexed"/>
     <w:p>
       <w:pPr>
         <w:pStyle w:val="BodyText"/>
@@ -62701,7 +63536,7 @@
           <w:b/>
           <w:bCs/>
         </w:rPr>
-        <w:t xml:space="preserve">Definition 44 (Fold mean squared error of a named procedure)</w:t>
+        <w:t xml:space="preserve">Definition 45 (Fold mean squared error of a named procedure)</w:t>
       </w:r>
       <w:r>
         <w:t xml:space="preserve"> </w:t>
@@ -62869,7 +63704,7 @@
       <w:pPr>
         <w:pStyle w:val="BodyText"/>
       </w:pPr>
-      <w:bookmarkStart w:id="239" w:name="eq-fold-mse-indexed"/>
+      <w:bookmarkStart w:id="242" w:name="eq-fold-mse-indexed"/>
       <m:oMathPara>
         <m:oMathParaPr>
           <m:jc m:val="center"/>
@@ -63256,10 +64091,10 @@
           </m:r>
         </m:oMath>
       </m:oMathPara>
-      <w:bookmarkEnd w:id="239"/>
+      <w:bookmarkEnd w:id="242"/>
     </w:p>
-    <w:bookmarkEnd w:id="240"/>
-    <w:bookmarkStart w:id="242" w:name="def-cv-se-indexed"/>
+    <w:bookmarkEnd w:id="243"/>
+    <w:bookmarkStart w:id="245" w:name="def-cv-se-indexed"/>
     <w:p>
       <w:pPr>
         <w:pStyle w:val="FirstParagraph"/>
@@ -63269,7 +64104,7 @@
           <w:b/>
           <w:bCs/>
         </w:rPr>
-        <w:t xml:space="preserve">Definition 45 (Fold-based standard error of a named procedure)</w:t>
+        <w:t xml:space="preserve">Definition 46 (Fold-based standard error of a named procedure)</w:t>
       </w:r>
       <w:r>
         <w:t xml:space="preserve"> </w:t>
@@ -63465,7 +64300,7 @@
       <w:pPr>
         <w:pStyle w:val="BodyText"/>
       </w:pPr>
-      <w:bookmarkStart w:id="241" w:name="eq-cv-se-indexed"/>
+      <w:bookmarkStart w:id="244" w:name="eq-cv-se-indexed"/>
       <m:oMathPara>
         <m:oMathParaPr>
           <m:jc m:val="center"/>
@@ -63763,10 +64598,10 @@
           </m:r>
         </m:oMath>
       </m:oMathPara>
-      <w:bookmarkEnd w:id="241"/>
+      <w:bookmarkEnd w:id="244"/>
     </w:p>
-    <w:bookmarkEnd w:id="242"/>
-    <w:bookmarkStart w:id="244" w:name="def-one-se-rule"/>
+    <w:bookmarkEnd w:id="245"/>
+    <w:bookmarkStart w:id="247" w:name="def-one-se-rule"/>
     <w:p>
       <w:pPr>
         <w:pStyle w:val="FirstParagraph"/>
@@ -63776,7 +64611,7 @@
           <w:b/>
           <w:bCs/>
         </w:rPr>
-        <w:t xml:space="preserve">Definition 46 (One-standard-error rule)</w:t>
+        <w:t xml:space="preserve">Definition 47 (One-standard-error rule)</w:t>
       </w:r>
       <w:r>
         <w:t xml:space="preserve"> </w:t>
@@ -64024,7 +64859,7 @@
       <w:pPr>
         <w:pStyle w:val="BodyText"/>
       </w:pPr>
-      <w:bookmarkStart w:id="243" w:name="eq-one-se-rule"/>
+      <w:bookmarkStart w:id="246" w:name="eq-one-se-rule"/>
       <m:oMathPara>
         <m:oMathParaPr>
           <m:jc m:val="center"/>
@@ -64358,7 +65193,7 @@
           </m:r>
         </m:oMath>
       </m:oMathPara>
-      <w:bookmarkEnd w:id="243"/>
+      <w:bookmarkEnd w:id="246"/>
     </w:p>
     <w:p>
       <w:pPr>
@@ -64377,8 +65212,8 @@
         <w:t xml:space="preserve">.</w:t>
       </w:r>
     </w:p>
-    <w:bookmarkEnd w:id="244"/>
-    <w:bookmarkStart w:id="249" w:name="exm-one-se-rule"/>
+    <w:bookmarkEnd w:id="247"/>
+    <w:bookmarkStart w:id="252" w:name="exm-one-se-rule"/>
     <w:p>
       <w:pPr>
         <w:pStyle w:val="BodyText"/>
@@ -64388,7 +65223,7 @@
           <w:b/>
           <w:bCs/>
         </w:rPr>
-        <w:t xml:space="preserve">Example 12 (The one-standard-error rule for the simulated polynomials)</w:t>
+        <w:t xml:space="preserve">Example 13 (The one-standard-error rule for the simulated polynomials)</w:t>
       </w:r>
       <w:r>
         <w:t xml:space="preserve"> </w:t>
@@ -64410,7 +65245,7 @@
           <w:rPr>
             <w:rStyle w:val="Hyperlink"/>
           </w:rPr>
-          <w:t xml:space="preserve">Example 5</w:t>
+          <w:t xml:space="preserve">Example 6</w:t>
         </w:r>
       </w:hyperlink>
       <w:r>
@@ -64436,7 +65271,7 @@
           <w:rPr>
             <w:rStyle w:val="Hyperlink"/>
           </w:rPr>
-          <w:t xml:space="preserve">Definition 46</w:t>
+          <w:t xml:space="preserve">Definition 47</w:t>
         </w:r>
       </w:hyperlink>
       <w:r>
@@ -65450,7 +66285,7 @@
       <w:tr>
         <w:tc>
           <w:tcPr/>
-          <w:bookmarkStart w:id="248" w:name="fig-one-se-rule"/>
+          <w:bookmarkStart w:id="251" w:name="fig-one-se-rule"/>
           <w:p>
             <w:pPr>
               <w:pStyle w:val="SourceCode"/>
@@ -66063,18 +66898,18 @@
                 <wp:inline>
                   <wp:extent cx="4620126" cy="3696101"/>
                   <wp:effectExtent b="0" l="0" r="0" t="0"/>
-                  <wp:docPr descr="" title="" id="246" name="Picture"/>
+                  <wp:docPr descr="" title="" id="249" name="Picture"/>
                   <a:graphic>
                     <a:graphicData uri="http://schemas.openxmlformats.org/drawingml/2006/picture">
                       <pic:pic>
                         <pic:nvPicPr>
-                          <pic:cNvPr descr="model-validation_files/figure-docx/one-se-rule-plot-1.png" id="247" name="Picture"/>
+                          <pic:cNvPr descr="model-validation_files/figure-docx/one-se-rule-plot-1.png" id="250" name="Picture"/>
                           <pic:cNvPicPr>
                             <a:picLocks noChangeArrowheads="1" noChangeAspect="1"/>
                           </pic:cNvPicPr>
                         </pic:nvPicPr>
                         <pic:blipFill>
-                          <a:blip r:embed="rId245"/>
+                          <a:blip r:embed="rId248"/>
                           <a:stretch>
                             <a:fillRect/>
                           </a:stretch>
@@ -66154,7 +66989,7 @@
               <w:t xml:space="preserve">The dashed line is one fold-based standard error above the smallest estimate.</w:t>
             </w:r>
           </w:p>
-          <w:bookmarkEnd w:id="248"/>
+          <w:bookmarkEnd w:id="251"/>
         </w:tc>
       </w:tr>
     </w:tbl>
@@ -66221,7 +67056,7 @@
           <w:rPr>
             <w:rStyle w:val="Hyperlink"/>
           </w:rPr>
-          <w:t xml:space="preserve">Example 5</w:t>
+          <w:t xml:space="preserve">Example 6</w:t>
         </w:r>
       </w:hyperlink>
       <w:r>
@@ -66243,9 +67078,9 @@
         <w:t xml:space="preserve">and 0.315 for degree 3.</w:t>
       </w:r>
     </w:p>
-    <w:bookmarkEnd w:id="249"/>
-    <w:bookmarkEnd w:id="250"/>
-    <w:bookmarkStart w:id="257" w:name="sec-cv-whole-procedure"/>
+    <w:bookmarkEnd w:id="252"/>
+    <w:bookmarkEnd w:id="253"/>
+    <w:bookmarkStart w:id="260" w:name="sec-cv-whole-procedure"/>
     <w:p>
       <w:pPr>
         <w:pStyle w:val="Heading2"/>
@@ -66254,7 +67089,7 @@
         <w:t xml:space="preserve">9 Cross-validating the whole procedure</w:t>
       </w:r>
     </w:p>
-    <w:bookmarkStart w:id="253" w:name="exr-cv-screening"/>
+    <w:bookmarkStart w:id="256" w:name="exr-cv-screening"/>
     <w:p>
       <w:pPr>
         <w:pStyle w:val="FirstParagraph"/>
@@ -66554,18 +67389,18 @@
                 <wp:inline>
                   <wp:extent cx="152400" cy="152400"/>
                   <wp:effectExtent b="0" l="0" r="0" t="0"/>
-                  <wp:docPr descr="" title="" id="251" name="Picture"/>
+                  <wp:docPr descr="" title="" id="254" name="Picture"/>
                   <a:graphic>
                     <a:graphicData uri="http://schemas.openxmlformats.org/drawingml/2006/picture">
                       <pic:pic>
                         <pic:nvPicPr>
-                          <pic:cNvPr descr="/opt/quarto/share/formats/docx/note.png" id="252" name="Picture"/>
+                          <pic:cNvPr descr="/opt/quarto/share/formats/docx/note.png" id="255" name="Picture"/>
                           <pic:cNvPicPr>
                             <a:picLocks noChangeArrowheads="1" noChangeAspect="1"/>
                           </pic:cNvPicPr>
                         </pic:nvPicPr>
                         <pic:blipFill>
-                          <a:blip r:embed="rId153"/>
+                          <a:blip r:embed="rId156"/>
                           <a:stretch>
                             <a:fillRect/>
                           </a:stretch>
@@ -66647,8 +67482,8 @@
         </w:tc>
       </w:tr>
     </w:tbl>
-    <w:bookmarkEnd w:id="253"/>
-    <w:bookmarkStart w:id="254" w:name="sol-cv-screening"/>
+    <w:bookmarkEnd w:id="256"/>
+    <w:bookmarkStart w:id="257" w:name="sol-cv-screening"/>
     <w:p>
       <w:pPr>
         <w:pStyle w:val="BodyText"/>
@@ -68576,8 +69411,8 @@
         <w:t xml:space="preserve">needs fails.</w:t>
       </w:r>
     </w:p>
-    <w:bookmarkEnd w:id="254"/>
-    <w:bookmarkStart w:id="256" w:name="rem-cv-every-step"/>
+    <w:bookmarkEnd w:id="257"/>
+    <w:bookmarkStart w:id="259" w:name="rem-cv-every-step"/>
     <w:p>
       <w:pPr>
         <w:pStyle w:val="BodyText"/>
@@ -68733,7 +69568,7 @@
       <w:r>
         <w:t xml:space="preserve"> </w:t>
       </w:r>
-      <w:hyperlink r:id="rId255">
+      <w:hyperlink r:id="rId258">
         <w:r>
           <w:rPr>
             <w:rStyle w:val="Hyperlink"/>
@@ -68757,9 +69592,9 @@
         <w:t xml:space="preserve">when they are computed without the outcome.</w:t>
       </w:r>
     </w:p>
-    <w:bookmarkEnd w:id="256"/>
-    <w:bookmarkEnd w:id="257"/>
-    <w:bookmarkStart w:id="258" w:name="further-reading"/>
+    <w:bookmarkEnd w:id="259"/>
+    <w:bookmarkEnd w:id="260"/>
+    <w:bookmarkStart w:id="261" w:name="further-reading"/>
     <w:p>
       <w:pPr>
         <w:pStyle w:val="Heading2"/>
@@ -68788,8 +69623,8 @@
         <w:t xml:space="preserve">including the covariance and correlation matrices that cross-products produce.</w:t>
       </w:r>
     </w:p>
-    <w:bookmarkEnd w:id="258"/>
-    <w:bookmarkStart w:id="266" w:name="references"/>
+    <w:bookmarkEnd w:id="261"/>
+    <w:bookmarkStart w:id="269" w:name="references"/>
     <w:p>
       <w:pPr>
         <w:pStyle w:val="Heading2"/>
@@ -68798,8 +69633,8 @@
         <w:t xml:space="preserve">References</w:t>
       </w:r>
     </w:p>
-    <w:bookmarkStart w:id="265" w:name="refs"/>
-    <w:bookmarkStart w:id="260" w:name="ref-hastie2009elements"/>
+    <w:bookmarkStart w:id="268" w:name="refs"/>
+    <w:bookmarkStart w:id="263" w:name="ref-hastie2009elements"/>
     <w:p>
       <w:pPr>
         <w:pStyle w:val="Bibliography"/>
@@ -68823,7 +69658,7 @@
       <w:r>
         <w:t xml:space="preserve"> </w:t>
       </w:r>
-      <w:hyperlink r:id="rId259">
+      <w:hyperlink r:id="rId262">
         <w:r>
           <w:rPr>
             <w:rStyle w:val="Hyperlink"/>
@@ -68835,8 +69670,8 @@
         <w:t xml:space="preserve">.</w:t>
       </w:r>
     </w:p>
-    <w:bookmarkEnd w:id="260"/>
-    <w:bookmarkStart w:id="262" w:name="ref-james2021islr2e"/>
+    <w:bookmarkEnd w:id="263"/>
+    <w:bookmarkStart w:id="265" w:name="ref-james2021islr2e"/>
     <w:p>
       <w:pPr>
         <w:pStyle w:val="Bibliography"/>
@@ -68874,7 +69709,7 @@
       <w:r>
         <w:t xml:space="preserve"> </w:t>
       </w:r>
-      <w:hyperlink r:id="rId261">
+      <w:hyperlink r:id="rId264">
         <w:r>
           <w:rPr>
             <w:rStyle w:val="Hyperlink"/>
@@ -68886,8 +69721,8 @@
         <w:t xml:space="preserve">.</w:t>
       </w:r>
     </w:p>
-    <w:bookmarkEnd w:id="262"/>
-    <w:bookmarkStart w:id="264" w:name="ref-sanchez2020matrix4sl"/>
+    <w:bookmarkEnd w:id="265"/>
+    <w:bookmarkStart w:id="267" w:name="ref-sanchez2020matrix4sl"/>
     <w:p>
       <w:pPr>
         <w:pStyle w:val="Bibliography"/>
@@ -68925,7 +69760,7 @@
       <w:r>
         <w:t xml:space="preserve"> </w:t>
       </w:r>
-      <w:hyperlink r:id="rId263">
+      <w:hyperlink r:id="rId266">
         <w:r>
           <w:rPr>
             <w:rStyle w:val="Hyperlink"/>
@@ -68937,9 +69772,9 @@
         <w:t xml:space="preserve">.</w:t>
       </w:r>
     </w:p>
-    <w:bookmarkEnd w:id="264"/>
-    <w:bookmarkEnd w:id="265"/>
-    <w:bookmarkEnd w:id="266"/>
+    <w:bookmarkEnd w:id="267"/>
+    <w:bookmarkEnd w:id="268"/>
+    <w:bookmarkEnd w:id="269"/>
     <w:sectPr>
       <w:footnotePr>
         <w:numRestart w:val="eachSect"/>

--- a/pr-preview/pr-242/model-validation-handout.docx
+++ b/pr-preview/pr-242/model-validation-handout.docx
@@ -15,7 +15,7 @@
         <w:pStyle w:val="Date"/>
       </w:pPr>
       <w:r>
-        <w:t xml:space="preserve">Last modified: 2026-10-16 02:40:41 (PDT)</w:t>
+        <w:t xml:space="preserve">Last modified: 2026-10-16 02:56:53 (PDT)</w:t>
       </w:r>
     </w:p>
     <w:bookmarkStart w:id="17" w:name="sec-data-sets"/>
@@ -10703,7 +10703,10 @@
         <w:t xml:space="preserve">Hastie et al. (2009, sec. 7.3)</w:t>
       </w:r>
       <w:r>
-        <w:t xml:space="preserve">, who write this quantity as</w:t>
+        <w:t xml:space="preserve"> </w:t>
+      </w:r>
+      <w:r>
+        <w:t xml:space="preserve">write this quantity as</w:t>
       </w:r>
       <w:r>
         <w:t xml:space="preserve"> </w:t>
@@ -60196,7 +60199,7 @@
         <w:rPr>
           <w:rStyle w:val="CommentTok"/>
         </w:rPr>
-        <w:t xml:space="preserve">#&gt;    7.10543e-15    2.00000e+00</w:t>
+        <w:t xml:space="preserve">#&gt;    8.88178e-15    2.00000e+00</w:t>
       </w:r>
     </w:p>
     <w:p>
@@ -60204,7 +60207,7 @@
         <w:pStyle w:val="FirstParagraph"/>
       </w:pPr>
       <w:r>
-        <w:t xml:space="preserve">The two columns differ by at most 7.1e-15,</w:t>
+        <w:t xml:space="preserve">The two columns differ by at most 8.9e-15,</w:t>
       </w:r>
       <w:r>
         <w:t xml:space="preserve"> </w:t>
